--- a/Development_Process/Week_10/Process_self_evaluate/Quytrinhdautu-1.docx
+++ b/Development_Process/Week_10/Process_self_evaluate/Quytrinhdautu-1.docx
@@ -5,6 +5,1280 @@
     <w:p>
       <w:pPr>
         <w:rPr>
+          <w:rFonts w:eastAsia="Malgun Gothic" w:cs="Times New Roman"/>
+          <w:b/>
+          <w:sz w:val="28"/>
+          <w:lang w:eastAsia="ko-KR"/>
+        </w:rPr>
+      </w:pPr>
+      <w:proofErr w:type="spellStart"/>
+      <w:r>
+        <w:rPr>
+          <w:rFonts w:eastAsia="Malgun Gothic" w:cs="Times New Roman"/>
+          <w:b/>
+          <w:sz w:val="28"/>
+          <w:lang w:eastAsia="ko-KR"/>
+        </w:rPr>
+        <w:t>Đề</w:t>
+      </w:r>
+      <w:proofErr w:type="spellEnd"/>
+      <w:r>
+        <w:rPr>
+          <w:rFonts w:eastAsia="Malgun Gothic" w:cs="Times New Roman"/>
+          <w:b/>
+          <w:sz w:val="28"/>
+          <w:lang w:eastAsia="ko-KR"/>
+        </w:rPr>
+        <w:t xml:space="preserve"> </w:t>
+      </w:r>
+      <w:proofErr w:type="spellStart"/>
+      <w:r>
+        <w:rPr>
+          <w:rFonts w:eastAsia="Malgun Gothic" w:cs="Times New Roman"/>
+          <w:b/>
+          <w:sz w:val="28"/>
+          <w:lang w:eastAsia="ko-KR"/>
+        </w:rPr>
+        <w:t>xuất</w:t>
+      </w:r>
+      <w:proofErr w:type="spellEnd"/>
+      <w:r>
+        <w:rPr>
+          <w:rFonts w:eastAsia="Malgun Gothic" w:cs="Times New Roman"/>
+          <w:b/>
+          <w:sz w:val="28"/>
+          <w:lang w:eastAsia="ko-KR"/>
+        </w:rPr>
+        <w:t xml:space="preserve"> </w:t>
+      </w:r>
+      <w:proofErr w:type="spellStart"/>
+      <w:r>
+        <w:rPr>
+          <w:rFonts w:eastAsia="Malgun Gothic" w:cs="Times New Roman"/>
+          <w:b/>
+          <w:sz w:val="28"/>
+          <w:lang w:eastAsia="ko-KR"/>
+        </w:rPr>
+        <w:t>quy</w:t>
+      </w:r>
+      <w:proofErr w:type="spellEnd"/>
+      <w:r>
+        <w:rPr>
+          <w:rFonts w:eastAsia="Malgun Gothic" w:cs="Times New Roman"/>
+          <w:b/>
+          <w:sz w:val="28"/>
+          <w:lang w:eastAsia="ko-KR"/>
+        </w:rPr>
+        <w:t xml:space="preserve"> </w:t>
+      </w:r>
+      <w:proofErr w:type="spellStart"/>
+      <w:r>
+        <w:rPr>
+          <w:rFonts w:eastAsia="Malgun Gothic" w:cs="Times New Roman"/>
+          <w:b/>
+          <w:sz w:val="28"/>
+          <w:lang w:eastAsia="ko-KR"/>
+        </w:rPr>
+        <w:t>trình</w:t>
+      </w:r>
+      <w:proofErr w:type="spellEnd"/>
+    </w:p>
+    <w:tbl>
+      <w:tblPr>
+        <w:tblStyle w:val="TableGrid"/>
+        <w:tblW w:w="0" w:type="auto"/>
+        <w:tblLook w:val="04A0" w:firstRow="1" w:lastRow="0" w:firstColumn="1" w:lastColumn="0" w:noHBand="0" w:noVBand="1"/>
+      </w:tblPr>
+      <w:tblGrid>
+        <w:gridCol w:w="2234"/>
+        <w:gridCol w:w="2201"/>
+        <w:gridCol w:w="2215"/>
+        <w:gridCol w:w="2206"/>
+      </w:tblGrid>
+      <w:tr>
+        <w:tc>
+          <w:tcPr>
+            <w:tcW w:w="2348" w:type="dxa"/>
+            <w:tcBorders>
+              <w:top w:val="single" w:sz="4" w:space="0" w:color="auto"/>
+              <w:left w:val="single" w:sz="4" w:space="0" w:color="auto"/>
+              <w:bottom w:val="single" w:sz="4" w:space="0" w:color="auto"/>
+              <w:right w:val="single" w:sz="4" w:space="0" w:color="auto"/>
+            </w:tcBorders>
+            <w:hideMark/>
+          </w:tcPr>
+          <w:p>
+            <w:pPr>
+              <w:spacing w:after="200" w:line="276" w:lineRule="auto"/>
+              <w:rPr>
+                <w:rFonts w:eastAsia="Malgun Gothic" w:cs="Times New Roman"/>
+                <w:b/>
+                <w:sz w:val="28"/>
+                <w:lang w:eastAsia="ko-KR"/>
+              </w:rPr>
+            </w:pPr>
+            <w:r>
+              <w:rPr>
+                <w:rFonts w:eastAsia="Malgun Gothic" w:cs="Times New Roman"/>
+                <w:b/>
+                <w:sz w:val="28"/>
+                <w:lang w:eastAsia="ko-KR"/>
+              </w:rPr>
+              <w:t xml:space="preserve">Thành </w:t>
+            </w:r>
+            <w:proofErr w:type="spellStart"/>
+            <w:r>
+              <w:rPr>
+                <w:rFonts w:eastAsia="Malgun Gothic" w:cs="Times New Roman"/>
+                <w:b/>
+                <w:sz w:val="28"/>
+                <w:lang w:eastAsia="ko-KR"/>
+              </w:rPr>
+              <w:t>viên</w:t>
+            </w:r>
+            <w:proofErr w:type="spellEnd"/>
+          </w:p>
+        </w:tc>
+        <w:tc>
+          <w:tcPr>
+            <w:tcW w:w="2349" w:type="dxa"/>
+            <w:tcBorders>
+              <w:top w:val="single" w:sz="4" w:space="0" w:color="auto"/>
+              <w:left w:val="single" w:sz="4" w:space="0" w:color="auto"/>
+              <w:bottom w:val="single" w:sz="4" w:space="0" w:color="auto"/>
+              <w:right w:val="single" w:sz="4" w:space="0" w:color="auto"/>
+            </w:tcBorders>
+            <w:hideMark/>
+          </w:tcPr>
+          <w:p>
+            <w:pPr>
+              <w:spacing w:after="200" w:line="276" w:lineRule="auto"/>
+              <w:rPr>
+                <w:rFonts w:eastAsia="Malgun Gothic" w:cs="Times New Roman"/>
+                <w:b/>
+                <w:sz w:val="28"/>
+                <w:lang w:eastAsia="ko-KR"/>
+              </w:rPr>
+            </w:pPr>
+            <w:proofErr w:type="spellStart"/>
+            <w:r>
+              <w:rPr>
+                <w:rFonts w:eastAsia="Malgun Gothic" w:cs="Times New Roman"/>
+                <w:b/>
+                <w:sz w:val="28"/>
+                <w:lang w:eastAsia="ko-KR"/>
+              </w:rPr>
+              <w:t>Mức</w:t>
+            </w:r>
+            <w:proofErr w:type="spellEnd"/>
+            <w:r>
+              <w:rPr>
+                <w:rFonts w:eastAsia="Malgun Gothic" w:cs="Times New Roman"/>
+                <w:b/>
+                <w:sz w:val="28"/>
+                <w:lang w:eastAsia="ko-KR"/>
+              </w:rPr>
+              <w:t xml:space="preserve"> </w:t>
+            </w:r>
+            <w:proofErr w:type="spellStart"/>
+            <w:r>
+              <w:rPr>
+                <w:rFonts w:eastAsia="Malgun Gothic" w:cs="Times New Roman"/>
+                <w:b/>
+                <w:sz w:val="28"/>
+                <w:lang w:eastAsia="ko-KR"/>
+              </w:rPr>
+              <w:t>độ</w:t>
+            </w:r>
+            <w:proofErr w:type="spellEnd"/>
+            <w:r>
+              <w:rPr>
+                <w:rFonts w:eastAsia="Malgun Gothic" w:cs="Times New Roman"/>
+                <w:b/>
+                <w:sz w:val="28"/>
+                <w:lang w:eastAsia="ko-KR"/>
+              </w:rPr>
+              <w:t xml:space="preserve"> </w:t>
+            </w:r>
+            <w:proofErr w:type="spellStart"/>
+            <w:r>
+              <w:rPr>
+                <w:rFonts w:eastAsia="Malgun Gothic" w:cs="Times New Roman"/>
+                <w:b/>
+                <w:sz w:val="28"/>
+                <w:lang w:eastAsia="ko-KR"/>
+              </w:rPr>
+              <w:t>khả</w:t>
+            </w:r>
+            <w:proofErr w:type="spellEnd"/>
+            <w:r>
+              <w:rPr>
+                <w:rFonts w:eastAsia="Malgun Gothic" w:cs="Times New Roman"/>
+                <w:b/>
+                <w:sz w:val="28"/>
+                <w:lang w:eastAsia="ko-KR"/>
+              </w:rPr>
+              <w:t xml:space="preserve"> </w:t>
+            </w:r>
+            <w:proofErr w:type="spellStart"/>
+            <w:r>
+              <w:rPr>
+                <w:rFonts w:eastAsia="Malgun Gothic" w:cs="Times New Roman"/>
+                <w:b/>
+                <w:sz w:val="28"/>
+                <w:lang w:eastAsia="ko-KR"/>
+              </w:rPr>
+              <w:t>thi</w:t>
+            </w:r>
+            <w:proofErr w:type="spellEnd"/>
+            <w:r>
+              <w:rPr>
+                <w:rFonts w:eastAsia="Malgun Gothic" w:cs="Times New Roman"/>
+                <w:b/>
+                <w:sz w:val="28"/>
+                <w:lang w:eastAsia="ko-KR"/>
+              </w:rPr>
+              <w:t xml:space="preserve"> (1-10)</w:t>
+            </w:r>
+          </w:p>
+        </w:tc>
+        <w:tc>
+          <w:tcPr>
+            <w:tcW w:w="2349" w:type="dxa"/>
+            <w:tcBorders>
+              <w:top w:val="single" w:sz="4" w:space="0" w:color="auto"/>
+              <w:left w:val="single" w:sz="4" w:space="0" w:color="auto"/>
+              <w:bottom w:val="single" w:sz="4" w:space="0" w:color="auto"/>
+              <w:right w:val="single" w:sz="4" w:space="0" w:color="auto"/>
+            </w:tcBorders>
+            <w:hideMark/>
+          </w:tcPr>
+          <w:p>
+            <w:pPr>
+              <w:spacing w:after="200" w:line="276" w:lineRule="auto"/>
+              <w:rPr>
+                <w:rFonts w:eastAsia="Malgun Gothic" w:cs="Times New Roman"/>
+                <w:b/>
+                <w:sz w:val="28"/>
+                <w:lang w:eastAsia="ko-KR"/>
+              </w:rPr>
+            </w:pPr>
+            <w:proofErr w:type="spellStart"/>
+            <w:r>
+              <w:rPr>
+                <w:rFonts w:eastAsia="Malgun Gothic" w:cs="Times New Roman"/>
+                <w:b/>
+                <w:sz w:val="28"/>
+                <w:lang w:eastAsia="ko-KR"/>
+              </w:rPr>
+              <w:t>Mong</w:t>
+            </w:r>
+            <w:proofErr w:type="spellEnd"/>
+            <w:r>
+              <w:rPr>
+                <w:rFonts w:eastAsia="Malgun Gothic" w:cs="Times New Roman"/>
+                <w:b/>
+                <w:sz w:val="28"/>
+                <w:lang w:eastAsia="ko-KR"/>
+              </w:rPr>
+              <w:t xml:space="preserve"> </w:t>
+            </w:r>
+            <w:proofErr w:type="spellStart"/>
+            <w:r>
+              <w:rPr>
+                <w:rFonts w:eastAsia="Malgun Gothic" w:cs="Times New Roman"/>
+                <w:b/>
+                <w:sz w:val="28"/>
+                <w:lang w:eastAsia="ko-KR"/>
+              </w:rPr>
+              <w:t>muốn</w:t>
+            </w:r>
+            <w:proofErr w:type="spellEnd"/>
+            <w:r>
+              <w:rPr>
+                <w:rFonts w:eastAsia="Malgun Gothic" w:cs="Times New Roman"/>
+                <w:b/>
+                <w:sz w:val="28"/>
+                <w:lang w:eastAsia="ko-KR"/>
+              </w:rPr>
+              <w:t xml:space="preserve"> </w:t>
+            </w:r>
+            <w:proofErr w:type="spellStart"/>
+            <w:r>
+              <w:rPr>
+                <w:rFonts w:eastAsia="Malgun Gothic" w:cs="Times New Roman"/>
+                <w:b/>
+                <w:sz w:val="28"/>
+                <w:lang w:eastAsia="ko-KR"/>
+              </w:rPr>
+              <w:t>thực</w:t>
+            </w:r>
+            <w:proofErr w:type="spellEnd"/>
+            <w:r>
+              <w:rPr>
+                <w:rFonts w:eastAsia="Malgun Gothic" w:cs="Times New Roman"/>
+                <w:b/>
+                <w:sz w:val="28"/>
+                <w:lang w:eastAsia="ko-KR"/>
+              </w:rPr>
+              <w:t xml:space="preserve"> </w:t>
+            </w:r>
+            <w:proofErr w:type="spellStart"/>
+            <w:r>
+              <w:rPr>
+                <w:rFonts w:eastAsia="Malgun Gothic" w:cs="Times New Roman"/>
+                <w:b/>
+                <w:sz w:val="28"/>
+                <w:lang w:eastAsia="ko-KR"/>
+              </w:rPr>
+              <w:t>hiện</w:t>
+            </w:r>
+            <w:proofErr w:type="spellEnd"/>
+            <w:r>
+              <w:rPr>
+                <w:rFonts w:eastAsia="Malgun Gothic" w:cs="Times New Roman"/>
+                <w:b/>
+                <w:sz w:val="28"/>
+                <w:lang w:eastAsia="ko-KR"/>
+              </w:rPr>
+              <w:t xml:space="preserve"> (1-10)</w:t>
+            </w:r>
+          </w:p>
+        </w:tc>
+        <w:tc>
+          <w:tcPr>
+            <w:tcW w:w="2349" w:type="dxa"/>
+            <w:tcBorders>
+              <w:top w:val="single" w:sz="4" w:space="0" w:color="auto"/>
+              <w:left w:val="single" w:sz="4" w:space="0" w:color="auto"/>
+              <w:bottom w:val="single" w:sz="4" w:space="0" w:color="auto"/>
+              <w:right w:val="single" w:sz="4" w:space="0" w:color="auto"/>
+            </w:tcBorders>
+            <w:hideMark/>
+          </w:tcPr>
+          <w:p>
+            <w:pPr>
+              <w:spacing w:after="200" w:line="276" w:lineRule="auto"/>
+              <w:rPr>
+                <w:rFonts w:eastAsia="Malgun Gothic" w:cs="Times New Roman"/>
+                <w:b/>
+                <w:sz w:val="28"/>
+                <w:lang w:eastAsia="ko-KR"/>
+              </w:rPr>
+            </w:pPr>
+            <w:proofErr w:type="spellStart"/>
+            <w:r>
+              <w:rPr>
+                <w:rFonts w:eastAsia="Malgun Gothic" w:cs="Times New Roman"/>
+                <w:b/>
+                <w:sz w:val="28"/>
+                <w:lang w:eastAsia="ko-KR"/>
+              </w:rPr>
+              <w:t>Mức</w:t>
+            </w:r>
+            <w:proofErr w:type="spellEnd"/>
+            <w:r>
+              <w:rPr>
+                <w:rFonts w:eastAsia="Malgun Gothic" w:cs="Times New Roman"/>
+                <w:b/>
+                <w:sz w:val="28"/>
+                <w:lang w:eastAsia="ko-KR"/>
+              </w:rPr>
+              <w:t xml:space="preserve"> </w:t>
+            </w:r>
+            <w:proofErr w:type="spellStart"/>
+            <w:r>
+              <w:rPr>
+                <w:rFonts w:eastAsia="Malgun Gothic" w:cs="Times New Roman"/>
+                <w:b/>
+                <w:sz w:val="28"/>
+                <w:lang w:eastAsia="ko-KR"/>
+              </w:rPr>
+              <w:t>độ</w:t>
+            </w:r>
+            <w:proofErr w:type="spellEnd"/>
+            <w:r>
+              <w:rPr>
+                <w:rFonts w:eastAsia="Malgun Gothic" w:cs="Times New Roman"/>
+                <w:b/>
+                <w:sz w:val="28"/>
+                <w:lang w:eastAsia="ko-KR"/>
+              </w:rPr>
+              <w:t xml:space="preserve"> </w:t>
+            </w:r>
+            <w:proofErr w:type="spellStart"/>
+            <w:r>
+              <w:rPr>
+                <w:rFonts w:eastAsia="Malgun Gothic" w:cs="Times New Roman"/>
+                <w:b/>
+                <w:sz w:val="28"/>
+                <w:lang w:eastAsia="ko-KR"/>
+              </w:rPr>
+              <w:t>rõ</w:t>
+            </w:r>
+            <w:proofErr w:type="spellEnd"/>
+            <w:r>
+              <w:rPr>
+                <w:rFonts w:eastAsia="Malgun Gothic" w:cs="Times New Roman"/>
+                <w:b/>
+                <w:sz w:val="28"/>
+                <w:lang w:eastAsia="ko-KR"/>
+              </w:rPr>
+              <w:t xml:space="preserve"> </w:t>
+            </w:r>
+            <w:proofErr w:type="spellStart"/>
+            <w:r>
+              <w:rPr>
+                <w:rFonts w:eastAsia="Malgun Gothic" w:cs="Times New Roman"/>
+                <w:b/>
+                <w:sz w:val="28"/>
+                <w:lang w:eastAsia="ko-KR"/>
+              </w:rPr>
+              <w:t>ràng</w:t>
+            </w:r>
+            <w:proofErr w:type="spellEnd"/>
+            <w:r>
+              <w:rPr>
+                <w:rFonts w:eastAsia="Malgun Gothic" w:cs="Times New Roman"/>
+                <w:b/>
+                <w:sz w:val="28"/>
+                <w:lang w:eastAsia="ko-KR"/>
+              </w:rPr>
+              <w:t xml:space="preserve"> </w:t>
+            </w:r>
+            <w:proofErr w:type="spellStart"/>
+            <w:r>
+              <w:rPr>
+                <w:rFonts w:eastAsia="Malgun Gothic" w:cs="Times New Roman"/>
+                <w:b/>
+                <w:sz w:val="28"/>
+                <w:lang w:eastAsia="ko-KR"/>
+              </w:rPr>
+              <w:t>của</w:t>
+            </w:r>
+            <w:proofErr w:type="spellEnd"/>
+            <w:r>
+              <w:rPr>
+                <w:rFonts w:eastAsia="Malgun Gothic" w:cs="Times New Roman"/>
+                <w:b/>
+                <w:sz w:val="28"/>
+                <w:lang w:eastAsia="ko-KR"/>
+              </w:rPr>
+              <w:t xml:space="preserve"> </w:t>
+            </w:r>
+            <w:proofErr w:type="spellStart"/>
+            <w:r>
+              <w:rPr>
+                <w:rFonts w:eastAsia="Malgun Gothic" w:cs="Times New Roman"/>
+                <w:b/>
+                <w:sz w:val="28"/>
+                <w:lang w:eastAsia="ko-KR"/>
+              </w:rPr>
+              <w:t>lộ</w:t>
+            </w:r>
+            <w:proofErr w:type="spellEnd"/>
+            <w:r>
+              <w:rPr>
+                <w:rFonts w:eastAsia="Malgun Gothic" w:cs="Times New Roman"/>
+                <w:b/>
+                <w:sz w:val="28"/>
+                <w:lang w:eastAsia="ko-KR"/>
+              </w:rPr>
+              <w:t xml:space="preserve"> </w:t>
+            </w:r>
+            <w:proofErr w:type="spellStart"/>
+            <w:r>
+              <w:rPr>
+                <w:rFonts w:eastAsia="Malgun Gothic" w:cs="Times New Roman"/>
+                <w:b/>
+                <w:sz w:val="28"/>
+                <w:lang w:eastAsia="ko-KR"/>
+              </w:rPr>
+              <w:t>trình</w:t>
+            </w:r>
+            <w:proofErr w:type="spellEnd"/>
+            <w:r>
+              <w:rPr>
+                <w:rFonts w:eastAsia="Malgun Gothic" w:cs="Times New Roman"/>
+                <w:b/>
+                <w:sz w:val="28"/>
+                <w:lang w:eastAsia="ko-KR"/>
+              </w:rPr>
+              <w:t xml:space="preserve"> (1-10)</w:t>
+            </w:r>
+          </w:p>
+        </w:tc>
+      </w:tr>
+      <w:tr>
+        <w:tc>
+          <w:tcPr>
+            <w:tcW w:w="2348" w:type="dxa"/>
+            <w:tcBorders>
+              <w:top w:val="single" w:sz="4" w:space="0" w:color="auto"/>
+              <w:left w:val="single" w:sz="4" w:space="0" w:color="auto"/>
+              <w:bottom w:val="single" w:sz="4" w:space="0" w:color="auto"/>
+              <w:right w:val="single" w:sz="4" w:space="0" w:color="auto"/>
+            </w:tcBorders>
+            <w:hideMark/>
+          </w:tcPr>
+          <w:p>
+            <w:pPr>
+              <w:spacing w:after="200" w:line="276" w:lineRule="auto"/>
+              <w:rPr>
+                <w:rFonts w:eastAsia="Malgun Gothic" w:cs="Times New Roman"/>
+                <w:b/>
+                <w:sz w:val="28"/>
+                <w:lang w:eastAsia="ko-KR"/>
+              </w:rPr>
+            </w:pPr>
+            <w:r>
+              <w:rPr>
+                <w:rFonts w:eastAsia="Malgun Gothic" w:cs="Times New Roman"/>
+                <w:b/>
+                <w:sz w:val="28"/>
+                <w:lang w:eastAsia="ko-KR"/>
+              </w:rPr>
+              <w:t xml:space="preserve">Lâm Quang </w:t>
+            </w:r>
+            <w:proofErr w:type="spellStart"/>
+            <w:r>
+              <w:rPr>
+                <w:rFonts w:eastAsia="Malgun Gothic" w:cs="Times New Roman"/>
+                <w:b/>
+                <w:sz w:val="28"/>
+                <w:lang w:eastAsia="ko-KR"/>
+              </w:rPr>
+              <w:t>Khôi</w:t>
+            </w:r>
+            <w:proofErr w:type="spellEnd"/>
+          </w:p>
+        </w:tc>
+        <w:tc>
+          <w:tcPr>
+            <w:tcW w:w="2349" w:type="dxa"/>
+            <w:tcBorders>
+              <w:top w:val="single" w:sz="4" w:space="0" w:color="auto"/>
+              <w:left w:val="single" w:sz="4" w:space="0" w:color="auto"/>
+              <w:bottom w:val="single" w:sz="4" w:space="0" w:color="auto"/>
+              <w:right w:val="single" w:sz="4" w:space="0" w:color="auto"/>
+            </w:tcBorders>
+          </w:tcPr>
+          <w:p>
+            <w:pPr>
+              <w:spacing w:after="200" w:line="276" w:lineRule="auto"/>
+              <w:rPr>
+                <w:rFonts w:eastAsia="Malgun Gothic" w:cs="Times New Roman"/>
+                <w:b/>
+                <w:sz w:val="28"/>
+                <w:lang w:eastAsia="ko-KR"/>
+              </w:rPr>
+            </w:pPr>
+          </w:p>
+        </w:tc>
+        <w:tc>
+          <w:tcPr>
+            <w:tcW w:w="2349" w:type="dxa"/>
+            <w:tcBorders>
+              <w:top w:val="single" w:sz="4" w:space="0" w:color="auto"/>
+              <w:left w:val="single" w:sz="4" w:space="0" w:color="auto"/>
+              <w:bottom w:val="single" w:sz="4" w:space="0" w:color="auto"/>
+              <w:right w:val="single" w:sz="4" w:space="0" w:color="auto"/>
+            </w:tcBorders>
+          </w:tcPr>
+          <w:p>
+            <w:pPr>
+              <w:spacing w:after="200" w:line="276" w:lineRule="auto"/>
+              <w:rPr>
+                <w:rFonts w:eastAsia="Malgun Gothic" w:cs="Times New Roman"/>
+                <w:b/>
+                <w:sz w:val="28"/>
+                <w:lang w:eastAsia="ko-KR"/>
+              </w:rPr>
+            </w:pPr>
+          </w:p>
+        </w:tc>
+        <w:tc>
+          <w:tcPr>
+            <w:tcW w:w="2349" w:type="dxa"/>
+            <w:tcBorders>
+              <w:top w:val="single" w:sz="4" w:space="0" w:color="auto"/>
+              <w:left w:val="single" w:sz="4" w:space="0" w:color="auto"/>
+              <w:bottom w:val="single" w:sz="4" w:space="0" w:color="auto"/>
+              <w:right w:val="single" w:sz="4" w:space="0" w:color="auto"/>
+            </w:tcBorders>
+          </w:tcPr>
+          <w:p>
+            <w:pPr>
+              <w:spacing w:after="200" w:line="276" w:lineRule="auto"/>
+              <w:rPr>
+                <w:rFonts w:eastAsia="Malgun Gothic" w:cs="Times New Roman"/>
+                <w:b/>
+                <w:sz w:val="28"/>
+                <w:lang w:eastAsia="ko-KR"/>
+              </w:rPr>
+            </w:pPr>
+          </w:p>
+        </w:tc>
+      </w:tr>
+      <w:tr>
+        <w:tc>
+          <w:tcPr>
+            <w:tcW w:w="2348" w:type="dxa"/>
+            <w:tcBorders>
+              <w:top w:val="single" w:sz="4" w:space="0" w:color="auto"/>
+              <w:left w:val="single" w:sz="4" w:space="0" w:color="auto"/>
+              <w:bottom w:val="single" w:sz="4" w:space="0" w:color="auto"/>
+              <w:right w:val="single" w:sz="4" w:space="0" w:color="auto"/>
+            </w:tcBorders>
+            <w:hideMark/>
+          </w:tcPr>
+          <w:p>
+            <w:pPr>
+              <w:spacing w:after="200" w:line="276" w:lineRule="auto"/>
+              <w:rPr>
+                <w:rFonts w:eastAsia="Malgun Gothic" w:cs="Times New Roman"/>
+                <w:b/>
+                <w:sz w:val="28"/>
+                <w:lang w:eastAsia="ko-KR"/>
+              </w:rPr>
+            </w:pPr>
+            <w:r>
+              <w:rPr>
+                <w:rFonts w:eastAsia="Malgun Gothic" w:cs="Times New Roman"/>
+                <w:b/>
+                <w:sz w:val="28"/>
+                <w:lang w:eastAsia="ko-KR"/>
+              </w:rPr>
+              <w:t xml:space="preserve">Nguyễn </w:t>
+            </w:r>
+            <w:proofErr w:type="spellStart"/>
+            <w:r>
+              <w:rPr>
+                <w:rFonts w:eastAsia="Malgun Gothic" w:cs="Times New Roman"/>
+                <w:b/>
+                <w:sz w:val="28"/>
+                <w:lang w:eastAsia="ko-KR"/>
+              </w:rPr>
+              <w:t>Trọng</w:t>
+            </w:r>
+            <w:proofErr w:type="spellEnd"/>
+            <w:r>
+              <w:rPr>
+                <w:rFonts w:eastAsia="Malgun Gothic" w:cs="Times New Roman"/>
+                <w:b/>
+                <w:sz w:val="28"/>
+                <w:lang w:eastAsia="ko-KR"/>
+              </w:rPr>
+              <w:t xml:space="preserve"> Nghĩa</w:t>
+            </w:r>
+          </w:p>
+        </w:tc>
+        <w:tc>
+          <w:tcPr>
+            <w:tcW w:w="2349" w:type="dxa"/>
+            <w:tcBorders>
+              <w:top w:val="single" w:sz="4" w:space="0" w:color="auto"/>
+              <w:left w:val="single" w:sz="4" w:space="0" w:color="auto"/>
+              <w:bottom w:val="single" w:sz="4" w:space="0" w:color="auto"/>
+              <w:right w:val="single" w:sz="4" w:space="0" w:color="auto"/>
+            </w:tcBorders>
+          </w:tcPr>
+          <w:p>
+            <w:pPr>
+              <w:spacing w:after="200" w:line="276" w:lineRule="auto"/>
+              <w:rPr>
+                <w:rFonts w:eastAsia="Malgun Gothic" w:cs="Times New Roman"/>
+                <w:b/>
+                <w:sz w:val="28"/>
+                <w:lang w:eastAsia="ko-KR"/>
+              </w:rPr>
+            </w:pPr>
+          </w:p>
+        </w:tc>
+        <w:tc>
+          <w:tcPr>
+            <w:tcW w:w="2349" w:type="dxa"/>
+            <w:tcBorders>
+              <w:top w:val="single" w:sz="4" w:space="0" w:color="auto"/>
+              <w:left w:val="single" w:sz="4" w:space="0" w:color="auto"/>
+              <w:bottom w:val="single" w:sz="4" w:space="0" w:color="auto"/>
+              <w:right w:val="single" w:sz="4" w:space="0" w:color="auto"/>
+            </w:tcBorders>
+          </w:tcPr>
+          <w:p>
+            <w:pPr>
+              <w:spacing w:after="200" w:line="276" w:lineRule="auto"/>
+              <w:rPr>
+                <w:rFonts w:eastAsia="Malgun Gothic" w:cs="Times New Roman"/>
+                <w:b/>
+                <w:sz w:val="28"/>
+                <w:lang w:eastAsia="ko-KR"/>
+              </w:rPr>
+            </w:pPr>
+          </w:p>
+        </w:tc>
+        <w:tc>
+          <w:tcPr>
+            <w:tcW w:w="2349" w:type="dxa"/>
+            <w:tcBorders>
+              <w:top w:val="single" w:sz="4" w:space="0" w:color="auto"/>
+              <w:left w:val="single" w:sz="4" w:space="0" w:color="auto"/>
+              <w:bottom w:val="single" w:sz="4" w:space="0" w:color="auto"/>
+              <w:right w:val="single" w:sz="4" w:space="0" w:color="auto"/>
+            </w:tcBorders>
+          </w:tcPr>
+          <w:p>
+            <w:pPr>
+              <w:spacing w:after="200" w:line="276" w:lineRule="auto"/>
+              <w:rPr>
+                <w:rFonts w:eastAsia="Malgun Gothic" w:cs="Times New Roman"/>
+                <w:b/>
+                <w:sz w:val="28"/>
+                <w:lang w:eastAsia="ko-KR"/>
+              </w:rPr>
+            </w:pPr>
+          </w:p>
+        </w:tc>
+      </w:tr>
+      <w:tr>
+        <w:tc>
+          <w:tcPr>
+            <w:tcW w:w="2348" w:type="dxa"/>
+            <w:tcBorders>
+              <w:top w:val="single" w:sz="4" w:space="0" w:color="auto"/>
+              <w:left w:val="single" w:sz="4" w:space="0" w:color="auto"/>
+              <w:bottom w:val="single" w:sz="4" w:space="0" w:color="auto"/>
+              <w:right w:val="single" w:sz="4" w:space="0" w:color="auto"/>
+            </w:tcBorders>
+            <w:hideMark/>
+          </w:tcPr>
+          <w:p>
+            <w:pPr>
+              <w:spacing w:after="200" w:line="276" w:lineRule="auto"/>
+              <w:rPr>
+                <w:rFonts w:eastAsia="Malgun Gothic" w:cs="Times New Roman"/>
+                <w:b/>
+                <w:sz w:val="28"/>
+                <w:lang w:eastAsia="ko-KR"/>
+              </w:rPr>
+            </w:pPr>
+            <w:r>
+              <w:rPr>
+                <w:rFonts w:eastAsia="Malgun Gothic" w:cs="Times New Roman"/>
+                <w:b/>
+                <w:sz w:val="28"/>
+                <w:lang w:eastAsia="ko-KR"/>
+              </w:rPr>
+              <w:t>Huỳnh Thanh Tuấn</w:t>
+            </w:r>
+          </w:p>
+        </w:tc>
+        <w:tc>
+          <w:tcPr>
+            <w:tcW w:w="2349" w:type="dxa"/>
+            <w:tcBorders>
+              <w:top w:val="single" w:sz="4" w:space="0" w:color="auto"/>
+              <w:left w:val="single" w:sz="4" w:space="0" w:color="auto"/>
+              <w:bottom w:val="single" w:sz="4" w:space="0" w:color="auto"/>
+              <w:right w:val="single" w:sz="4" w:space="0" w:color="auto"/>
+            </w:tcBorders>
+          </w:tcPr>
+          <w:p>
+            <w:pPr>
+              <w:spacing w:after="200" w:line="276" w:lineRule="auto"/>
+              <w:rPr>
+                <w:rFonts w:eastAsia="Malgun Gothic" w:cs="Times New Roman"/>
+                <w:b/>
+                <w:sz w:val="28"/>
+                <w:lang w:eastAsia="ko-KR"/>
+              </w:rPr>
+            </w:pPr>
+          </w:p>
+        </w:tc>
+        <w:tc>
+          <w:tcPr>
+            <w:tcW w:w="2349" w:type="dxa"/>
+            <w:tcBorders>
+              <w:top w:val="single" w:sz="4" w:space="0" w:color="auto"/>
+              <w:left w:val="single" w:sz="4" w:space="0" w:color="auto"/>
+              <w:bottom w:val="single" w:sz="4" w:space="0" w:color="auto"/>
+              <w:right w:val="single" w:sz="4" w:space="0" w:color="auto"/>
+            </w:tcBorders>
+          </w:tcPr>
+          <w:p>
+            <w:pPr>
+              <w:spacing w:after="200" w:line="276" w:lineRule="auto"/>
+              <w:rPr>
+                <w:rFonts w:eastAsia="Malgun Gothic" w:cs="Times New Roman"/>
+                <w:b/>
+                <w:sz w:val="28"/>
+                <w:lang w:eastAsia="ko-KR"/>
+              </w:rPr>
+            </w:pPr>
+          </w:p>
+        </w:tc>
+        <w:tc>
+          <w:tcPr>
+            <w:tcW w:w="2349" w:type="dxa"/>
+            <w:tcBorders>
+              <w:top w:val="single" w:sz="4" w:space="0" w:color="auto"/>
+              <w:left w:val="single" w:sz="4" w:space="0" w:color="auto"/>
+              <w:bottom w:val="single" w:sz="4" w:space="0" w:color="auto"/>
+              <w:right w:val="single" w:sz="4" w:space="0" w:color="auto"/>
+            </w:tcBorders>
+          </w:tcPr>
+          <w:p>
+            <w:pPr>
+              <w:spacing w:after="200" w:line="276" w:lineRule="auto"/>
+              <w:rPr>
+                <w:rFonts w:eastAsia="Malgun Gothic" w:cs="Times New Roman"/>
+                <w:b/>
+                <w:sz w:val="28"/>
+                <w:lang w:eastAsia="ko-KR"/>
+              </w:rPr>
+            </w:pPr>
+          </w:p>
+        </w:tc>
+      </w:tr>
+      <w:tr>
+        <w:tc>
+          <w:tcPr>
+            <w:tcW w:w="2348" w:type="dxa"/>
+            <w:tcBorders>
+              <w:top w:val="single" w:sz="4" w:space="0" w:color="auto"/>
+              <w:left w:val="single" w:sz="4" w:space="0" w:color="auto"/>
+              <w:bottom w:val="single" w:sz="4" w:space="0" w:color="auto"/>
+              <w:right w:val="single" w:sz="4" w:space="0" w:color="auto"/>
+            </w:tcBorders>
+            <w:hideMark/>
+          </w:tcPr>
+          <w:p>
+            <w:pPr>
+              <w:spacing w:after="200" w:line="276" w:lineRule="auto"/>
+              <w:rPr>
+                <w:rFonts w:eastAsia="Malgun Gothic" w:cs="Times New Roman"/>
+                <w:b/>
+                <w:sz w:val="28"/>
+                <w:lang w:eastAsia="ko-KR"/>
+              </w:rPr>
+            </w:pPr>
+            <w:proofErr w:type="spellStart"/>
+            <w:r>
+              <w:rPr>
+                <w:rFonts w:eastAsia="Malgun Gothic" w:cs="Times New Roman"/>
+                <w:b/>
+                <w:sz w:val="28"/>
+                <w:lang w:eastAsia="ko-KR"/>
+              </w:rPr>
+              <w:t>Đỗ</w:t>
+            </w:r>
+            <w:proofErr w:type="spellEnd"/>
+            <w:r>
+              <w:rPr>
+                <w:rFonts w:eastAsia="Malgun Gothic" w:cs="Times New Roman"/>
+                <w:b/>
+                <w:sz w:val="28"/>
+                <w:lang w:eastAsia="ko-KR"/>
+              </w:rPr>
+              <w:t xml:space="preserve"> Minh </w:t>
+            </w:r>
+            <w:proofErr w:type="spellStart"/>
+            <w:r>
+              <w:rPr>
+                <w:rFonts w:eastAsia="Malgun Gothic" w:cs="Times New Roman"/>
+                <w:b/>
+                <w:sz w:val="28"/>
+                <w:lang w:eastAsia="ko-KR"/>
+              </w:rPr>
+              <w:t>Triết</w:t>
+            </w:r>
+            <w:proofErr w:type="spellEnd"/>
+          </w:p>
+        </w:tc>
+        <w:tc>
+          <w:tcPr>
+            <w:tcW w:w="2349" w:type="dxa"/>
+            <w:tcBorders>
+              <w:top w:val="single" w:sz="4" w:space="0" w:color="auto"/>
+              <w:left w:val="single" w:sz="4" w:space="0" w:color="auto"/>
+              <w:bottom w:val="single" w:sz="4" w:space="0" w:color="auto"/>
+              <w:right w:val="single" w:sz="4" w:space="0" w:color="auto"/>
+            </w:tcBorders>
+          </w:tcPr>
+          <w:p>
+            <w:pPr>
+              <w:spacing w:after="200" w:line="276" w:lineRule="auto"/>
+              <w:rPr>
+                <w:rFonts w:eastAsia="Malgun Gothic" w:cs="Times New Roman"/>
+                <w:b/>
+                <w:sz w:val="28"/>
+                <w:lang w:eastAsia="ko-KR"/>
+              </w:rPr>
+            </w:pPr>
+          </w:p>
+        </w:tc>
+        <w:tc>
+          <w:tcPr>
+            <w:tcW w:w="2349" w:type="dxa"/>
+            <w:tcBorders>
+              <w:top w:val="single" w:sz="4" w:space="0" w:color="auto"/>
+              <w:left w:val="single" w:sz="4" w:space="0" w:color="auto"/>
+              <w:bottom w:val="single" w:sz="4" w:space="0" w:color="auto"/>
+              <w:right w:val="single" w:sz="4" w:space="0" w:color="auto"/>
+            </w:tcBorders>
+          </w:tcPr>
+          <w:p>
+            <w:pPr>
+              <w:spacing w:after="200" w:line="276" w:lineRule="auto"/>
+              <w:rPr>
+                <w:rFonts w:eastAsia="Malgun Gothic" w:cs="Times New Roman"/>
+                <w:b/>
+                <w:sz w:val="28"/>
+                <w:lang w:eastAsia="ko-KR"/>
+              </w:rPr>
+            </w:pPr>
+          </w:p>
+        </w:tc>
+        <w:tc>
+          <w:tcPr>
+            <w:tcW w:w="2349" w:type="dxa"/>
+            <w:tcBorders>
+              <w:top w:val="single" w:sz="4" w:space="0" w:color="auto"/>
+              <w:left w:val="single" w:sz="4" w:space="0" w:color="auto"/>
+              <w:bottom w:val="single" w:sz="4" w:space="0" w:color="auto"/>
+              <w:right w:val="single" w:sz="4" w:space="0" w:color="auto"/>
+            </w:tcBorders>
+          </w:tcPr>
+          <w:p>
+            <w:pPr>
+              <w:spacing w:after="200" w:line="276" w:lineRule="auto"/>
+              <w:rPr>
+                <w:rFonts w:eastAsia="Malgun Gothic" w:cs="Times New Roman"/>
+                <w:b/>
+                <w:sz w:val="28"/>
+                <w:lang w:eastAsia="ko-KR"/>
+              </w:rPr>
+            </w:pPr>
+          </w:p>
+        </w:tc>
+      </w:tr>
+    </w:tbl>
+    <w:p>
+      <w:pPr>
+        <w:rPr>
+          <w:rFonts w:eastAsia="Malgun Gothic" w:cs="Times New Roman"/>
+          <w:b/>
+          <w:i/>
+          <w:iCs/>
+          <w:sz w:val="28"/>
+          <w:lang w:eastAsia="ko-KR"/>
+        </w:rPr>
+      </w:pPr>
+      <w:r>
+        <w:rPr>
+          <w:rFonts w:eastAsia="Malgun Gothic" w:cs="Times New Roman"/>
+          <w:b/>
+          <w:i/>
+          <w:iCs/>
+          <w:sz w:val="28"/>
+          <w:lang w:eastAsia="ko-KR"/>
+        </w:rPr>
+        <w:t xml:space="preserve">Table </w:t>
+      </w:r>
+      <w:r>
+        <w:rPr>
+          <w:rFonts w:eastAsia="Malgun Gothic" w:cs="Times New Roman"/>
+          <w:b/>
+          <w:i/>
+          <w:iCs/>
+          <w:sz w:val="28"/>
+          <w:lang w:eastAsia="ko-KR"/>
+        </w:rPr>
+        <w:fldChar w:fldCharType="begin"/>
+      </w:r>
+      <w:r>
+        <w:rPr>
+          <w:rFonts w:eastAsia="Malgun Gothic" w:cs="Times New Roman"/>
+          <w:b/>
+          <w:i/>
+          <w:iCs/>
+          <w:sz w:val="28"/>
+          <w:lang w:eastAsia="ko-KR"/>
+        </w:rPr>
+        <w:instrText xml:space="preserve"> SEQ Table \* ARABIC </w:instrText>
+      </w:r>
+      <w:r>
+        <w:rPr>
+          <w:rFonts w:eastAsia="Malgun Gothic" w:cs="Times New Roman"/>
+          <w:b/>
+          <w:i/>
+          <w:iCs/>
+          <w:sz w:val="28"/>
+          <w:lang w:eastAsia="ko-KR"/>
+        </w:rPr>
+        <w:fldChar w:fldCharType="separate"/>
+      </w:r>
+      <w:r>
+        <w:rPr>
+          <w:rFonts w:eastAsia="Malgun Gothic" w:cs="Times New Roman"/>
+          <w:b/>
+          <w:i/>
+          <w:iCs/>
+          <w:sz w:val="28"/>
+          <w:lang w:eastAsia="ko-KR"/>
+        </w:rPr>
+        <w:t>1</w:t>
+      </w:r>
+      <w:r>
+        <w:rPr>
+          <w:rFonts w:eastAsia="Malgun Gothic" w:cs="Times New Roman"/>
+          <w:b/>
+          <w:sz w:val="28"/>
+          <w:lang w:eastAsia="ko-KR"/>
+        </w:rPr>
+        <w:fldChar w:fldCharType="end"/>
+      </w:r>
+      <w:r>
+        <w:rPr>
+          <w:rFonts w:eastAsia="Malgun Gothic" w:cs="Times New Roman"/>
+          <w:b/>
+          <w:i/>
+          <w:iCs/>
+          <w:sz w:val="28"/>
+          <w:lang w:eastAsia="ko-KR"/>
+        </w:rPr>
+        <w:t xml:space="preserve">. </w:t>
+      </w:r>
+      <w:proofErr w:type="spellStart"/>
+      <w:r>
+        <w:rPr>
+          <w:rFonts w:eastAsia="Malgun Gothic" w:cs="Times New Roman"/>
+          <w:b/>
+          <w:i/>
+          <w:iCs/>
+          <w:sz w:val="28"/>
+          <w:lang w:eastAsia="ko-KR"/>
+        </w:rPr>
+        <w:t>Bảng</w:t>
+      </w:r>
+      <w:proofErr w:type="spellEnd"/>
+      <w:r>
+        <w:rPr>
+          <w:rFonts w:eastAsia="Malgun Gothic" w:cs="Times New Roman"/>
+          <w:b/>
+          <w:i/>
+          <w:iCs/>
+          <w:sz w:val="28"/>
+          <w:lang w:eastAsia="ko-KR"/>
+        </w:rPr>
+        <w:t xml:space="preserve"> </w:t>
+      </w:r>
+      <w:proofErr w:type="spellStart"/>
+      <w:r>
+        <w:rPr>
+          <w:rFonts w:eastAsia="Malgun Gothic" w:cs="Times New Roman"/>
+          <w:b/>
+          <w:i/>
+          <w:iCs/>
+          <w:sz w:val="28"/>
+          <w:lang w:eastAsia="ko-KR"/>
+        </w:rPr>
+        <w:t>đánh</w:t>
+      </w:r>
+      <w:proofErr w:type="spellEnd"/>
+      <w:r>
+        <w:rPr>
+          <w:rFonts w:eastAsia="Malgun Gothic" w:cs="Times New Roman"/>
+          <w:b/>
+          <w:i/>
+          <w:iCs/>
+          <w:sz w:val="28"/>
+          <w:lang w:eastAsia="ko-KR"/>
+        </w:rPr>
+        <w:t xml:space="preserve"> </w:t>
+      </w:r>
+      <w:proofErr w:type="spellStart"/>
+      <w:r>
+        <w:rPr>
+          <w:rFonts w:eastAsia="Malgun Gothic" w:cs="Times New Roman"/>
+          <w:b/>
+          <w:i/>
+          <w:iCs/>
+          <w:sz w:val="28"/>
+          <w:lang w:eastAsia="ko-KR"/>
+        </w:rPr>
+        <w:t>giá</w:t>
+      </w:r>
+      <w:proofErr w:type="spellEnd"/>
+      <w:r>
+        <w:rPr>
+          <w:rFonts w:eastAsia="Malgun Gothic" w:cs="Times New Roman"/>
+          <w:b/>
+          <w:i/>
+          <w:iCs/>
+          <w:sz w:val="28"/>
+          <w:lang w:eastAsia="ko-KR"/>
+        </w:rPr>
+        <w:t xml:space="preserve"> </w:t>
+      </w:r>
+      <w:proofErr w:type="spellStart"/>
+      <w:r>
+        <w:rPr>
+          <w:rFonts w:eastAsia="Malgun Gothic" w:cs="Times New Roman"/>
+          <w:b/>
+          <w:i/>
+          <w:iCs/>
+          <w:sz w:val="28"/>
+          <w:lang w:eastAsia="ko-KR"/>
+        </w:rPr>
+        <w:t>chung</w:t>
+      </w:r>
+      <w:proofErr w:type="spellEnd"/>
+      <w:r>
+        <w:rPr>
+          <w:rFonts w:eastAsia="Malgun Gothic" w:cs="Times New Roman"/>
+          <w:b/>
+          <w:i/>
+          <w:iCs/>
+          <w:sz w:val="28"/>
+          <w:lang w:eastAsia="ko-KR"/>
+        </w:rPr>
+        <w:t xml:space="preserve"> </w:t>
+      </w:r>
+      <w:proofErr w:type="spellStart"/>
+      <w:r>
+        <w:rPr>
+          <w:rFonts w:eastAsia="Malgun Gothic" w:cs="Times New Roman"/>
+          <w:b/>
+          <w:i/>
+          <w:iCs/>
+          <w:sz w:val="28"/>
+          <w:lang w:eastAsia="ko-KR"/>
+        </w:rPr>
+        <w:t>cho</w:t>
+      </w:r>
+      <w:proofErr w:type="spellEnd"/>
+      <w:r>
+        <w:rPr>
+          <w:rFonts w:eastAsia="Malgun Gothic" w:cs="Times New Roman"/>
+          <w:b/>
+          <w:i/>
+          <w:iCs/>
+          <w:sz w:val="28"/>
+          <w:lang w:eastAsia="ko-KR"/>
+        </w:rPr>
+        <w:t xml:space="preserve"> </w:t>
+      </w:r>
+      <w:proofErr w:type="spellStart"/>
+      <w:r>
+        <w:rPr>
+          <w:rFonts w:eastAsia="Malgun Gothic" w:cs="Times New Roman"/>
+          <w:b/>
+          <w:i/>
+          <w:iCs/>
+          <w:sz w:val="28"/>
+          <w:lang w:eastAsia="ko-KR"/>
+        </w:rPr>
+        <w:t>quy</w:t>
+      </w:r>
+      <w:proofErr w:type="spellEnd"/>
+      <w:r>
+        <w:rPr>
+          <w:rFonts w:eastAsia="Malgun Gothic" w:cs="Times New Roman"/>
+          <w:b/>
+          <w:i/>
+          <w:iCs/>
+          <w:sz w:val="28"/>
+          <w:lang w:eastAsia="ko-KR"/>
+        </w:rPr>
+        <w:t xml:space="preserve"> </w:t>
+      </w:r>
+      <w:proofErr w:type="spellStart"/>
+      <w:r>
+        <w:rPr>
+          <w:rFonts w:eastAsia="Malgun Gothic" w:cs="Times New Roman"/>
+          <w:b/>
+          <w:i/>
+          <w:iCs/>
+          <w:sz w:val="28"/>
+          <w:lang w:eastAsia="ko-KR"/>
+        </w:rPr>
+        <w:t>trình</w:t>
+      </w:r>
+      <w:proofErr w:type="spellEnd"/>
+      <w:r>
+        <w:rPr>
+          <w:rFonts w:eastAsia="Malgun Gothic" w:cs="Times New Roman"/>
+          <w:b/>
+          <w:i/>
+          <w:iCs/>
+          <w:sz w:val="28"/>
+          <w:lang w:eastAsia="ko-KR"/>
+        </w:rPr>
+        <w:t xml:space="preserve"> </w:t>
+      </w:r>
+      <w:proofErr w:type="spellStart"/>
+      <w:r>
+        <w:rPr>
+          <w:rFonts w:eastAsia="Malgun Gothic" w:cs="Times New Roman"/>
+          <w:b/>
+          <w:i/>
+          <w:iCs/>
+          <w:sz w:val="28"/>
+          <w:lang w:eastAsia="ko-KR"/>
+        </w:rPr>
+        <w:t>thực</w:t>
+      </w:r>
+      <w:proofErr w:type="spellEnd"/>
+      <w:r>
+        <w:rPr>
+          <w:rFonts w:eastAsia="Malgun Gothic" w:cs="Times New Roman"/>
+          <w:b/>
+          <w:i/>
+          <w:iCs/>
+          <w:sz w:val="28"/>
+          <w:lang w:eastAsia="ko-KR"/>
+        </w:rPr>
+        <w:t xml:space="preserve"> </w:t>
+      </w:r>
+      <w:proofErr w:type="spellStart"/>
+      <w:r>
+        <w:rPr>
+          <w:rFonts w:eastAsia="Malgun Gothic" w:cs="Times New Roman"/>
+          <w:b/>
+          <w:i/>
+          <w:iCs/>
+          <w:sz w:val="28"/>
+          <w:lang w:eastAsia="ko-KR"/>
+        </w:rPr>
+        <w:t>hiện</w:t>
+      </w:r>
+      <w:proofErr w:type="spellEnd"/>
+      <w:r>
+        <w:rPr>
+          <w:rFonts w:eastAsia="Malgun Gothic" w:cs="Times New Roman"/>
+          <w:b/>
+          <w:i/>
+          <w:iCs/>
+          <w:sz w:val="28"/>
+          <w:lang w:eastAsia="ko-KR"/>
+        </w:rPr>
+        <w:t>.</w:t>
+      </w:r>
+    </w:p>
+    <w:p>
+      <w:pPr>
+        <w:rPr>
+          <w:rFonts w:eastAsia="Malgun Gothic" w:cs="Times New Roman"/>
+          <w:b/>
+          <w:sz w:val="28"/>
+          <w:lang w:eastAsia="ko-KR"/>
+        </w:rPr>
+      </w:pPr>
+    </w:p>
+    <w:p>
+      <w:pPr>
+        <w:rPr>
           <w:rFonts w:cs="Times New Roman"/>
         </w:rPr>
       </w:pPr>
@@ -56,7 +1330,49 @@
         <w:rPr>
           <w:rFonts w:cs="Times New Roman"/>
         </w:rPr>
-        <w:t xml:space="preserve">Hệ thống sử dụng LLM (OpenAI/Claude) để xử lý ngôn ngữ tự nhiên và </w:t>
+        <w:t xml:space="preserve">Hệ thống sử dụng LLM (OpenAI/Claude) để xử lý ngôn ngữ </w:t>
+      </w:r>
+      <w:proofErr w:type="spellStart"/>
+      <w:r>
+        <w:rPr>
+          <w:rFonts w:cs="Times New Roman"/>
+        </w:rPr>
+        <w:t>tự</w:t>
+      </w:r>
+      <w:proofErr w:type="spellEnd"/>
+      <w:r>
+        <w:rPr>
+          <w:rFonts w:cs="Times New Roman"/>
+        </w:rPr>
+        <w:t xml:space="preserve"> </w:t>
+      </w:r>
+      <w:proofErr w:type="spellStart"/>
+      <w:r>
+        <w:rPr>
+          <w:rFonts w:cs="Times New Roman"/>
+        </w:rPr>
+        <w:t>nhiên</w:t>
+      </w:r>
+      <w:proofErr w:type="spellEnd"/>
+      <w:r>
+        <w:rPr>
+          <w:rFonts w:cs="Times New Roman"/>
+        </w:rPr>
+        <w:t xml:space="preserve"> </w:t>
+      </w:r>
+      <w:proofErr w:type="spellStart"/>
+      <w:r>
+        <w:rPr>
+          <w:rFonts w:cs="Times New Roman"/>
+        </w:rPr>
+        <w:t>và</w:t>
+      </w:r>
+      <w:proofErr w:type="spellEnd"/>
+      <w:r>
+        <w:rPr>
+          <w:rFonts w:cs="Times New Roman"/>
+        </w:rPr>
+        <w:t xml:space="preserve"> </w:t>
       </w:r>
       <w:proofErr w:type="spellStart"/>
       <w:r>
@@ -113,15 +1429,7 @@
           <w:rFonts w:eastAsia="Malgun Gothic" w:cs="Times New Roman"/>
           <w:lang w:eastAsia="ko-KR"/>
         </w:rPr>
-        <w:t xml:space="preserve"> </w:t>
-      </w:r>
-      <w:proofErr w:type="gramStart"/>
-      <w:r>
-        <w:rPr>
-          <w:rFonts w:eastAsia="Malgun Gothic" w:cs="Times New Roman"/>
-          <w:lang w:eastAsia="ko-KR"/>
-        </w:rPr>
-        <w:t xml:space="preserve">( </w:t>
+        <w:t xml:space="preserve"> ( </w:t>
       </w:r>
       <w:proofErr w:type="spellStart"/>
       <w:r>
@@ -137,31 +1445,7 @@
           <w:rFonts w:eastAsia="Malgun Gothic" w:cs="Times New Roman"/>
           <w:lang w:val="vi-VN" w:eastAsia="ko-KR"/>
         </w:rPr>
-        <w:t>ời</w:t>
-      </w:r>
-      <w:proofErr w:type="gramEnd"/>
-      <w:r>
-        <w:rPr>
-          <w:rFonts w:eastAsia="Malgun Gothic" w:cs="Times New Roman"/>
-          <w:lang w:val="vi-VN" w:eastAsia="ko-KR"/>
-        </w:rPr>
-        <w:t xml:space="preserve"> gian ngắn không thể train được </w:t>
-      </w:r>
-      <w:proofErr w:type="gramStart"/>
-      <w:r>
-        <w:rPr>
-          <w:rFonts w:eastAsia="Malgun Gothic" w:cs="Times New Roman"/>
-          <w:lang w:val="vi-VN" w:eastAsia="ko-KR"/>
-        </w:rPr>
-        <w:t>nhiều )</w:t>
-      </w:r>
-      <w:proofErr w:type="gramEnd"/>
-      <w:r>
-        <w:rPr>
-          <w:rFonts w:eastAsia="Malgun Gothic" w:cs="Times New Roman"/>
-          <w:lang w:val="vi-VN" w:eastAsia="ko-KR"/>
-        </w:rPr>
-        <w:t xml:space="preserve"> </w:t>
+        <w:t xml:space="preserve">ời gian ngắn không thể train được nhiều ) </w:t>
       </w:r>
       <w:r>
         <w:rPr>
@@ -519,6 +1803,7 @@
           <w:rFonts w:eastAsia="Malgun Gothic" w:cs="Times New Roman"/>
           <w:lang w:eastAsia="ko-KR"/>
         </w:rPr>
+        <w:lastRenderedPageBreak/>
         <w:t>S</w:t>
       </w:r>
       <w:r>
@@ -526,17 +1811,8 @@
           <w:rFonts w:eastAsia="Malgun Gothic" w:cs="Times New Roman"/>
           <w:lang w:val="vi-VN" w:eastAsia="ko-KR"/>
         </w:rPr>
-        <w:t xml:space="preserve">ử dụng n8n để chia thành các luồng chính khác </w:t>
+        <w:t>ử dụng n8n để chia thành các luồng chính khác nhau :</w:t>
       </w:r>
-      <w:proofErr w:type="gramStart"/>
-      <w:r>
-        <w:rPr>
-          <w:rFonts w:eastAsia="Malgun Gothic" w:cs="Times New Roman"/>
-          <w:lang w:val="vi-VN" w:eastAsia="ko-KR"/>
-        </w:rPr>
-        <w:t>nhau :</w:t>
-      </w:r>
-      <w:proofErr w:type="gramEnd"/>
     </w:p>
     <w:p>
       <w:pPr>
@@ -625,92 +1901,15 @@
       <w:pPr>
         <w:rPr>
           <w:rFonts w:eastAsia="Malgun Gothic" w:cs="Times New Roman"/>
-          <w:lang w:eastAsia="ko-KR"/>
+          <w:lang w:val="vi-VN" w:eastAsia="ko-KR"/>
         </w:rPr>
       </w:pPr>
-      <w:proofErr w:type="spellStart"/>
       <w:r>
         <w:rPr>
           <w:rFonts w:cs="Times New Roman"/>
-        </w:rPr>
-        <w:t>Đầu</w:t>
-      </w:r>
-      <w:proofErr w:type="spellEnd"/>
-      <w:r>
-        <w:rPr>
-          <w:rFonts w:cs="Times New Roman"/>
-        </w:rPr>
-        <w:t xml:space="preserve"> </w:t>
-      </w:r>
-      <w:proofErr w:type="spellStart"/>
-      <w:r>
-        <w:rPr>
-          <w:rFonts w:cs="Times New Roman"/>
-        </w:rPr>
-        <w:t>vào</w:t>
-      </w:r>
-      <w:proofErr w:type="spellEnd"/>
-      <w:r>
-        <w:rPr>
-          <w:rFonts w:cs="Times New Roman"/>
-        </w:rPr>
-        <w:t xml:space="preserve"> bao </w:t>
-      </w:r>
-      <w:proofErr w:type="spellStart"/>
-      <w:r>
-        <w:rPr>
-          <w:rFonts w:cs="Times New Roman"/>
-        </w:rPr>
-        <w:t>gồm</w:t>
-      </w:r>
-      <w:proofErr w:type="spellEnd"/>
-      <w:r>
-        <w:rPr>
-          <w:rFonts w:cs="Times New Roman"/>
-        </w:rPr>
-        <w:t xml:space="preserve"> câu hỏi người dùng và dữ liệu thị trường như ROE, RSI, giá cổ </w:t>
-      </w:r>
-      <w:proofErr w:type="spellStart"/>
-      <w:r>
-        <w:rPr>
-          <w:rFonts w:cs="Times New Roman"/>
-        </w:rPr>
-        <w:t>phiếu</w:t>
-      </w:r>
-      <w:proofErr w:type="spellEnd"/>
-      <w:r>
-        <w:rPr>
-          <w:rFonts w:cs="Times New Roman"/>
-        </w:rPr>
-        <w:t xml:space="preserve"> </w:t>
-      </w:r>
-      <w:proofErr w:type="spellStart"/>
-      <w:r>
-        <w:rPr>
-          <w:rFonts w:cs="Times New Roman"/>
-        </w:rPr>
-        <w:t>và</w:t>
-      </w:r>
-      <w:proofErr w:type="spellEnd"/>
-      <w:r>
-        <w:rPr>
-          <w:rFonts w:cs="Times New Roman"/>
-        </w:rPr>
-        <w:t xml:space="preserve"> xu </w:t>
-      </w:r>
-      <w:proofErr w:type="spellStart"/>
-      <w:r>
-        <w:rPr>
-          <w:rFonts w:cs="Times New Roman"/>
-        </w:rPr>
-        <w:t>hướng</w:t>
-      </w:r>
-      <w:proofErr w:type="spellEnd"/>
-      <w:r>
-        <w:rPr>
-          <w:rFonts w:cs="Times New Roman"/>
-        </w:rPr>
-        <w:t>.</w:t>
+          <w:lang w:val="vi-VN"/>
+        </w:rPr>
+        <w:t>Đầu vào bao gồm câu hỏi người dùng và dữ liệu thị trường như ROE, RSI, giá cổ phiếu và xu hướng.</w:t>
       </w:r>
     </w:p>
     <w:p>
@@ -788,62 +1987,14 @@
           <w:rFonts w:eastAsia="Malgun Gothic" w:cs="Times New Roman"/>
           <w:lang w:val="vi-VN" w:eastAsia="ko-KR"/>
         </w:rPr>
-        <w:t xml:space="preserve">như </w:t>
-      </w:r>
-      <w:proofErr w:type="gramStart"/>
-      <w:r>
-        <w:rPr>
-          <w:rFonts w:eastAsia="Malgun Gothic" w:cs="Times New Roman"/>
-          <w:lang w:val="vi-VN" w:eastAsia="ko-KR"/>
-        </w:rPr>
-        <w:t>budget ,</w:t>
-      </w:r>
-      <w:proofErr w:type="gramEnd"/>
-      <w:r>
-        <w:rPr>
-          <w:rFonts w:eastAsia="Malgun Gothic" w:cs="Times New Roman"/>
-          <w:lang w:val="vi-VN" w:eastAsia="ko-KR"/>
-        </w:rPr>
-        <w:t xml:space="preserve"> xu </w:t>
-      </w:r>
-      <w:proofErr w:type="gramStart"/>
-      <w:r>
-        <w:rPr>
-          <w:rFonts w:eastAsia="Malgun Gothic" w:cs="Times New Roman"/>
-          <w:lang w:val="vi-VN" w:eastAsia="ko-KR"/>
-        </w:rPr>
-        <w:t>hướng ,</w:t>
-      </w:r>
-      <w:proofErr w:type="gramEnd"/>
-      <w:r>
-        <w:rPr>
-          <w:rFonts w:eastAsia="Malgun Gothic" w:cs="Times New Roman"/>
-          <w:lang w:val="vi-VN" w:eastAsia="ko-KR"/>
-        </w:rPr>
-        <w:t xml:space="preserve"> muốn an toàn hay không, hỏi </w:t>
-      </w:r>
-      <w:proofErr w:type="gramStart"/>
-      <w:r>
-        <w:rPr>
-          <w:rFonts w:eastAsia="Malgun Gothic" w:cs="Times New Roman"/>
-          <w:lang w:val="vi-VN" w:eastAsia="ko-KR"/>
-        </w:rPr>
-        <w:t>giá ,</w:t>
-      </w:r>
-      <w:proofErr w:type="gramEnd"/>
-      <w:r>
-        <w:rPr>
-          <w:rFonts w:eastAsia="Malgun Gothic" w:cs="Times New Roman"/>
-          <w:lang w:val="vi-VN" w:eastAsia="ko-KR"/>
-        </w:rPr>
-        <w:t xml:space="preserve"> thông tin tài chính của 1 hay nhiều cổ phiếu và yêu cầu chatbot phân tích.</w:t>
+        <w:t>như budget , xu hướng , muốn an toàn hay không, hỏi giá , thông tin tài chính của 1 hay nhiều cổ phiếu và yêu cầu chatbot phân tích.</w:t>
       </w:r>
     </w:p>
     <w:p>
       <w:pPr>
         <w:rPr>
-          <w:rFonts w:eastAsia="Malgun Gothic" w:cs="Times New Roman" w:hint="eastAsia"/>
-          <w:lang w:eastAsia="ko-KR"/>
+          <w:rFonts w:eastAsia="Malgun Gothic" w:cs="Times New Roman"/>
+          <w:lang w:val="vi-VN" w:eastAsia="ko-KR"/>
         </w:rPr>
       </w:pPr>
       <w:r>
@@ -851,6 +2002,7 @@
           <w:rFonts w:cs="Times New Roman"/>
           <w:b/>
           <w:sz w:val="28"/>
+          <w:lang w:val="vi-VN"/>
         </w:rPr>
         <w:t>ĐỊNH NGHĨA ĐẦU RA</w:t>
       </w:r>
@@ -862,86 +2014,12 @@
           <w:lang w:val="vi-VN" w:eastAsia="ko-KR"/>
         </w:rPr>
       </w:pPr>
-      <w:proofErr w:type="spellStart"/>
       <w:r>
         <w:rPr>
           <w:rFonts w:eastAsia="Malgun Gothic" w:cs="Times New Roman"/>
-          <w:lang w:eastAsia="ko-KR"/>
-        </w:rPr>
-        <w:lastRenderedPageBreak/>
-        <w:t>Đầu</w:t>
-      </w:r>
-      <w:proofErr w:type="spellEnd"/>
-      <w:r>
-        <w:rPr>
-          <w:rFonts w:eastAsia="Malgun Gothic" w:cs="Times New Roman"/>
-          <w:lang w:eastAsia="ko-KR"/>
-        </w:rPr>
-        <w:t xml:space="preserve"> </w:t>
-      </w:r>
-      <w:proofErr w:type="spellStart"/>
-      <w:r>
-        <w:rPr>
-          <w:rFonts w:eastAsia="Malgun Gothic" w:cs="Times New Roman"/>
-          <w:lang w:eastAsia="ko-KR"/>
-        </w:rPr>
-        <w:t>ra</w:t>
-      </w:r>
-      <w:proofErr w:type="spellEnd"/>
-      <w:r>
-        <w:rPr>
-          <w:rFonts w:eastAsia="Malgun Gothic" w:cs="Times New Roman"/>
-          <w:lang w:eastAsia="ko-KR"/>
-        </w:rPr>
-        <w:t xml:space="preserve"> </w:t>
-      </w:r>
-      <w:proofErr w:type="spellStart"/>
-      <w:r>
-        <w:rPr>
-          <w:rFonts w:eastAsia="Malgun Gothic" w:cs="Times New Roman"/>
-          <w:lang w:eastAsia="ko-KR"/>
-        </w:rPr>
-        <w:t>là</w:t>
-      </w:r>
-      <w:proofErr w:type="spellEnd"/>
-      <w:r>
-        <w:rPr>
-          <w:rFonts w:eastAsia="Malgun Gothic" w:cs="Times New Roman"/>
-          <w:lang w:eastAsia="ko-KR"/>
-        </w:rPr>
-        <w:t xml:space="preserve"> </w:t>
-      </w:r>
-      <w:proofErr w:type="spellStart"/>
-      <w:r>
-        <w:rPr>
-          <w:rFonts w:eastAsia="Malgun Gothic" w:cs="Times New Roman"/>
-          <w:lang w:eastAsia="ko-KR"/>
-        </w:rPr>
-        <w:t>câu</w:t>
-      </w:r>
-      <w:proofErr w:type="spellEnd"/>
-      <w:r>
-        <w:rPr>
-          <w:rFonts w:eastAsia="Malgun Gothic" w:cs="Times New Roman"/>
-          <w:lang w:eastAsia="ko-KR"/>
-        </w:rPr>
-        <w:t xml:space="preserve"> </w:t>
-      </w:r>
-      <w:proofErr w:type="spellStart"/>
-      <w:r>
-        <w:rPr>
-          <w:rFonts w:eastAsia="Malgun Gothic" w:cs="Times New Roman"/>
-          <w:lang w:eastAsia="ko-KR"/>
-        </w:rPr>
-        <w:t>trả</w:t>
-      </w:r>
-      <w:proofErr w:type="spellEnd"/>
-      <w:r>
-        <w:rPr>
-          <w:rFonts w:eastAsia="Malgun Gothic" w:cs="Times New Roman"/>
-          <w:lang w:eastAsia="ko-KR"/>
-        </w:rPr>
-        <w:t xml:space="preserve"> l</w:t>
+          <w:lang w:val="vi-VN" w:eastAsia="ko-KR"/>
+        </w:rPr>
+        <w:t>Đầu ra là câu trả l</w:t>
       </w:r>
       <w:r>
         <w:rPr>
@@ -994,63 +2072,15 @@
       <w:pPr>
         <w:rPr>
           <w:rFonts w:cs="Times New Roman"/>
+          <w:lang w:val="vi-VN"/>
         </w:rPr>
       </w:pPr>
-      <w:proofErr w:type="spellStart"/>
       <w:r>
         <w:rPr>
           <w:rFonts w:cs="Times New Roman"/>
-        </w:rPr>
-        <w:t>Hệ</w:t>
-      </w:r>
-      <w:proofErr w:type="spellEnd"/>
-      <w:r>
-        <w:rPr>
-          <w:rFonts w:cs="Times New Roman"/>
-        </w:rPr>
-        <w:t xml:space="preserve"> </w:t>
-      </w:r>
-      <w:proofErr w:type="spellStart"/>
-      <w:r>
-        <w:rPr>
-          <w:rFonts w:cs="Times New Roman"/>
-        </w:rPr>
-        <w:t>thống</w:t>
-      </w:r>
-      <w:proofErr w:type="spellEnd"/>
-      <w:r>
-        <w:rPr>
-          <w:rFonts w:cs="Times New Roman"/>
-        </w:rPr>
-        <w:t xml:space="preserve"> </w:t>
-      </w:r>
-      <w:proofErr w:type="spellStart"/>
-      <w:r>
-        <w:rPr>
-          <w:rFonts w:cs="Times New Roman"/>
-        </w:rPr>
-        <w:t>sử</w:t>
-      </w:r>
-      <w:proofErr w:type="spellEnd"/>
-      <w:r>
-        <w:rPr>
-          <w:rFonts w:cs="Times New Roman"/>
-        </w:rPr>
-        <w:t xml:space="preserve"> </w:t>
-      </w:r>
-      <w:proofErr w:type="spellStart"/>
-      <w:r>
-        <w:rPr>
-          <w:rFonts w:cs="Times New Roman"/>
-        </w:rPr>
-        <w:t>dụng</w:t>
-      </w:r>
-      <w:proofErr w:type="spellEnd"/>
-      <w:r>
-        <w:rPr>
-          <w:rFonts w:cs="Times New Roman"/>
-        </w:rPr>
-        <w:t xml:space="preserve"> phương pháp rule-based kết hợp với LLM. ROE được dùng để đánh giá hiệu quả doanh nghiệp (ROE cao thể hiện doanh nghiệp tốt), RSI được dùng để xác định thời điểm thị trường (RSI cao có thể quá mua, RSI thấp có thể quá bán). Sự kết hợp của hai yếu tố này giúp đưa ra quyết định đầu tư mà không cần sử dụng mô hình chấm điểm.</w:t>
+          <w:lang w:val="vi-VN"/>
+        </w:rPr>
+        <w:t>Hệ thống sử dụng phương pháp rule-based kết hợp với LLM. ROE được dùng để đánh giá hiệu quả doanh nghiệp (ROE cao thể hiện doanh nghiệp tốt), RSI được dùng để xác định thời điểm thị trường (RSI cao có thể quá mua, RSI thấp có thể quá bán). Sự kết hợp của hai yếu tố này giúp đưa ra quyết định đầu tư mà không cần sử dụng mô hình chấm điểm.</w:t>
       </w:r>
     </w:p>
     <w:p>
@@ -1901,7 +2931,6 @@
   <w:style w:type="character" w:default="1" w:styleId="DefaultParagraphFont">
     <w:name w:val="Default Paragraph Font"/>
     <w:uiPriority w:val="1"/>
-    <w:semiHidden/>
     <w:unhideWhenUsed/>
   </w:style>
   <w:style w:type="table" w:default="1" w:styleId="TableNormal">

--- a/Development_Process/Week_10/Process_self_evaluate/Quytrinhdautu-1.docx
+++ b/Development_Process/Week_10/Process_self_evaluate/Quytrinhdautu-1.docx
@@ -11,7 +11,6 @@
           <w:lang w:eastAsia="ko-KR"/>
         </w:rPr>
       </w:pPr>
-      <w:proofErr w:type="spellStart"/>
       <w:r>
         <w:rPr>
           <w:rFonts w:eastAsia="Malgun Gothic" w:cs="Times New Roman"/>
@@ -19,69 +18,8 @@
           <w:sz w:val="28"/>
           <w:lang w:eastAsia="ko-KR"/>
         </w:rPr>
-        <w:t>Đề</w:t>
+        <w:t>Đề xuất quy trình</w:t>
       </w:r>
-      <w:proofErr w:type="spellEnd"/>
-      <w:r>
-        <w:rPr>
-          <w:rFonts w:eastAsia="Malgun Gothic" w:cs="Times New Roman"/>
-          <w:b/>
-          <w:sz w:val="28"/>
-          <w:lang w:eastAsia="ko-KR"/>
-        </w:rPr>
-        <w:t xml:space="preserve"> </w:t>
-      </w:r>
-      <w:proofErr w:type="spellStart"/>
-      <w:r>
-        <w:rPr>
-          <w:rFonts w:eastAsia="Malgun Gothic" w:cs="Times New Roman"/>
-          <w:b/>
-          <w:sz w:val="28"/>
-          <w:lang w:eastAsia="ko-KR"/>
-        </w:rPr>
-        <w:t>xuất</w:t>
-      </w:r>
-      <w:proofErr w:type="spellEnd"/>
-      <w:r>
-        <w:rPr>
-          <w:rFonts w:eastAsia="Malgun Gothic" w:cs="Times New Roman"/>
-          <w:b/>
-          <w:sz w:val="28"/>
-          <w:lang w:eastAsia="ko-KR"/>
-        </w:rPr>
-        <w:t xml:space="preserve"> </w:t>
-      </w:r>
-      <w:proofErr w:type="spellStart"/>
-      <w:r>
-        <w:rPr>
-          <w:rFonts w:eastAsia="Malgun Gothic" w:cs="Times New Roman"/>
-          <w:b/>
-          <w:sz w:val="28"/>
-          <w:lang w:eastAsia="ko-KR"/>
-        </w:rPr>
-        <w:t>quy</w:t>
-      </w:r>
-      <w:proofErr w:type="spellEnd"/>
-      <w:r>
-        <w:rPr>
-          <w:rFonts w:eastAsia="Malgun Gothic" w:cs="Times New Roman"/>
-          <w:b/>
-          <w:sz w:val="28"/>
-          <w:lang w:eastAsia="ko-KR"/>
-        </w:rPr>
-        <w:t xml:space="preserve"> </w:t>
-      </w:r>
-      <w:proofErr w:type="spellStart"/>
-      <w:r>
-        <w:rPr>
-          <w:rFonts w:eastAsia="Malgun Gothic" w:cs="Times New Roman"/>
-          <w:b/>
-          <w:sz w:val="28"/>
-          <w:lang w:eastAsia="ko-KR"/>
-        </w:rPr>
-        <w:t>trình</w:t>
-      </w:r>
-      <w:proofErr w:type="spellEnd"/>
     </w:p>
     <w:tbl>
       <w:tblPr>
@@ -124,121 +62,7 @@
                 <w:sz w:val="28"/>
                 <w:lang w:eastAsia="ko-KR"/>
               </w:rPr>
-              <w:t xml:space="preserve">Thành </w:t>
-            </w:r>
-            <w:proofErr w:type="spellStart"/>
-            <w:r>
-              <w:rPr>
-                <w:rFonts w:eastAsia="Malgun Gothic" w:cs="Times New Roman"/>
-                <w:b/>
-                <w:sz w:val="28"/>
-                <w:lang w:eastAsia="ko-KR"/>
-              </w:rPr>
-              <w:t>viên</w:t>
-            </w:r>
-            <w:proofErr w:type="spellEnd"/>
-          </w:p>
-        </w:tc>
-        <w:tc>
-          <w:tcPr>
-            <w:tcW w:w="2349" w:type="dxa"/>
-            <w:tcBorders>
-              <w:top w:val="single" w:sz="4" w:space="0" w:color="auto"/>
-              <w:left w:val="single" w:sz="4" w:space="0" w:color="auto"/>
-              <w:bottom w:val="single" w:sz="4" w:space="0" w:color="auto"/>
-              <w:right w:val="single" w:sz="4" w:space="0" w:color="auto"/>
-            </w:tcBorders>
-            <w:hideMark/>
-          </w:tcPr>
-          <w:p>
-            <w:pPr>
-              <w:spacing w:after="200" w:line="276" w:lineRule="auto"/>
-              <w:rPr>
-                <w:rFonts w:eastAsia="Malgun Gothic" w:cs="Times New Roman"/>
-                <w:b/>
-                <w:sz w:val="28"/>
-                <w:lang w:eastAsia="ko-KR"/>
-              </w:rPr>
-            </w:pPr>
-            <w:proofErr w:type="spellStart"/>
-            <w:r>
-              <w:rPr>
-                <w:rFonts w:eastAsia="Malgun Gothic" w:cs="Times New Roman"/>
-                <w:b/>
-                <w:sz w:val="28"/>
-                <w:lang w:eastAsia="ko-KR"/>
-              </w:rPr>
-              <w:t>Mức</w:t>
-            </w:r>
-            <w:proofErr w:type="spellEnd"/>
-            <w:r>
-              <w:rPr>
-                <w:rFonts w:eastAsia="Malgun Gothic" w:cs="Times New Roman"/>
-                <w:b/>
-                <w:sz w:val="28"/>
-                <w:lang w:eastAsia="ko-KR"/>
-              </w:rPr>
-              <w:t xml:space="preserve"> </w:t>
-            </w:r>
-            <w:proofErr w:type="spellStart"/>
-            <w:r>
-              <w:rPr>
-                <w:rFonts w:eastAsia="Malgun Gothic" w:cs="Times New Roman"/>
-                <w:b/>
-                <w:sz w:val="28"/>
-                <w:lang w:eastAsia="ko-KR"/>
-              </w:rPr>
-              <w:t>độ</w:t>
-            </w:r>
-            <w:proofErr w:type="spellEnd"/>
-            <w:r>
-              <w:rPr>
-                <w:rFonts w:eastAsia="Malgun Gothic" w:cs="Times New Roman"/>
-                <w:b/>
-                <w:sz w:val="28"/>
-                <w:lang w:eastAsia="ko-KR"/>
-              </w:rPr>
-              <w:t xml:space="preserve"> </w:t>
-            </w:r>
-            <w:proofErr w:type="spellStart"/>
-            <w:r>
-              <w:rPr>
-                <w:rFonts w:eastAsia="Malgun Gothic" w:cs="Times New Roman"/>
-                <w:b/>
-                <w:sz w:val="28"/>
-                <w:lang w:eastAsia="ko-KR"/>
-              </w:rPr>
-              <w:t>khả</w:t>
-            </w:r>
-            <w:proofErr w:type="spellEnd"/>
-            <w:r>
-              <w:rPr>
-                <w:rFonts w:eastAsia="Malgun Gothic" w:cs="Times New Roman"/>
-                <w:b/>
-                <w:sz w:val="28"/>
-                <w:lang w:eastAsia="ko-KR"/>
-              </w:rPr>
-              <w:t xml:space="preserve"> </w:t>
-            </w:r>
-            <w:proofErr w:type="spellStart"/>
-            <w:r>
-              <w:rPr>
-                <w:rFonts w:eastAsia="Malgun Gothic" w:cs="Times New Roman"/>
-                <w:b/>
-                <w:sz w:val="28"/>
-                <w:lang w:eastAsia="ko-KR"/>
-              </w:rPr>
-              <w:t>thi</w:t>
-            </w:r>
-            <w:proofErr w:type="spellEnd"/>
-            <w:r>
-              <w:rPr>
-                <w:rFonts w:eastAsia="Malgun Gothic" w:cs="Times New Roman"/>
-                <w:b/>
-                <w:sz w:val="28"/>
-                <w:lang w:eastAsia="ko-KR"/>
-              </w:rPr>
-              <w:t xml:space="preserve"> (1-10)</w:t>
+              <w:t>Thành viên</w:t>
             </w:r>
           </w:p>
         </w:tc>
@@ -263,7 +87,6 @@
                 <w:lang w:eastAsia="ko-KR"/>
               </w:rPr>
             </w:pPr>
-            <w:proofErr w:type="spellStart"/>
             <w:r>
               <w:rPr>
                 <w:rFonts w:eastAsia="Malgun Gothic" w:cs="Times New Roman"/>
@@ -271,77 +94,7 @@
                 <w:sz w:val="28"/>
                 <w:lang w:eastAsia="ko-KR"/>
               </w:rPr>
-              <w:t>Mong</w:t>
-            </w:r>
-            <w:proofErr w:type="spellEnd"/>
-            <w:r>
-              <w:rPr>
-                <w:rFonts w:eastAsia="Malgun Gothic" w:cs="Times New Roman"/>
-                <w:b/>
-                <w:sz w:val="28"/>
-                <w:lang w:eastAsia="ko-KR"/>
-              </w:rPr>
-              <w:t xml:space="preserve"> </w:t>
-            </w:r>
-            <w:proofErr w:type="spellStart"/>
-            <w:r>
-              <w:rPr>
-                <w:rFonts w:eastAsia="Malgun Gothic" w:cs="Times New Roman"/>
-                <w:b/>
-                <w:sz w:val="28"/>
-                <w:lang w:eastAsia="ko-KR"/>
-              </w:rPr>
-              <w:t>muốn</w:t>
-            </w:r>
-            <w:proofErr w:type="spellEnd"/>
-            <w:r>
-              <w:rPr>
-                <w:rFonts w:eastAsia="Malgun Gothic" w:cs="Times New Roman"/>
-                <w:b/>
-                <w:sz w:val="28"/>
-                <w:lang w:eastAsia="ko-KR"/>
-              </w:rPr>
-              <w:t xml:space="preserve"> </w:t>
-            </w:r>
-            <w:proofErr w:type="spellStart"/>
-            <w:r>
-              <w:rPr>
-                <w:rFonts w:eastAsia="Malgun Gothic" w:cs="Times New Roman"/>
-                <w:b/>
-                <w:sz w:val="28"/>
-                <w:lang w:eastAsia="ko-KR"/>
-              </w:rPr>
-              <w:t>thực</w:t>
-            </w:r>
-            <w:proofErr w:type="spellEnd"/>
-            <w:r>
-              <w:rPr>
-                <w:rFonts w:eastAsia="Malgun Gothic" w:cs="Times New Roman"/>
-                <w:b/>
-                <w:sz w:val="28"/>
-                <w:lang w:eastAsia="ko-KR"/>
-              </w:rPr>
-              <w:t xml:space="preserve"> </w:t>
-            </w:r>
-            <w:proofErr w:type="spellStart"/>
-            <w:r>
-              <w:rPr>
-                <w:rFonts w:eastAsia="Malgun Gothic" w:cs="Times New Roman"/>
-                <w:b/>
-                <w:sz w:val="28"/>
-                <w:lang w:eastAsia="ko-KR"/>
-              </w:rPr>
-              <w:t>hiện</w:t>
-            </w:r>
-            <w:proofErr w:type="spellEnd"/>
-            <w:r>
-              <w:rPr>
-                <w:rFonts w:eastAsia="Malgun Gothic" w:cs="Times New Roman"/>
-                <w:b/>
-                <w:sz w:val="28"/>
-                <w:lang w:eastAsia="ko-KR"/>
-              </w:rPr>
-              <w:t xml:space="preserve"> (1-10)</w:t>
+              <w:t>Mức độ khả thi (1-10)</w:t>
             </w:r>
           </w:p>
         </w:tc>
@@ -366,7 +119,6 @@
                 <w:lang w:eastAsia="ko-KR"/>
               </w:rPr>
             </w:pPr>
-            <w:proofErr w:type="spellStart"/>
             <w:r>
               <w:rPr>
                 <w:rFonts w:eastAsia="Malgun Gothic" w:cs="Times New Roman"/>
@@ -374,9 +126,31 @@
                 <w:sz w:val="28"/>
                 <w:lang w:eastAsia="ko-KR"/>
               </w:rPr>
-              <w:t>Mức</w:t>
+              <w:t>Mong muốn thực hiện (1-10)</w:t>
             </w:r>
-            <w:proofErr w:type="spellEnd"/>
+          </w:p>
+        </w:tc>
+        <w:tc>
+          <w:tcPr>
+            <w:tcW w:w="2349" w:type="dxa"/>
+            <w:tcBorders>
+              <w:top w:val="single" w:sz="4" w:space="0" w:color="auto"/>
+              <w:left w:val="single" w:sz="4" w:space="0" w:color="auto"/>
+              <w:bottom w:val="single" w:sz="4" w:space="0" w:color="auto"/>
+              <w:right w:val="single" w:sz="4" w:space="0" w:color="auto"/>
+            </w:tcBorders>
+            <w:hideMark/>
+          </w:tcPr>
+          <w:p>
+            <w:pPr>
+              <w:spacing w:after="200" w:line="276" w:lineRule="auto"/>
+              <w:rPr>
+                <w:rFonts w:eastAsia="Malgun Gothic" w:cs="Times New Roman"/>
+                <w:b/>
+                <w:sz w:val="28"/>
+                <w:lang w:eastAsia="ko-KR"/>
+              </w:rPr>
+            </w:pPr>
             <w:r>
               <w:rPr>
                 <w:rFonts w:eastAsia="Malgun Gothic" w:cs="Times New Roman"/>
@@ -384,127 +158,7 @@
                 <w:sz w:val="28"/>
                 <w:lang w:eastAsia="ko-KR"/>
               </w:rPr>
-              <w:t xml:space="preserve"> </w:t>
-            </w:r>
-            <w:proofErr w:type="spellStart"/>
-            <w:r>
-              <w:rPr>
-                <w:rFonts w:eastAsia="Malgun Gothic" w:cs="Times New Roman"/>
-                <w:b/>
-                <w:sz w:val="28"/>
-                <w:lang w:eastAsia="ko-KR"/>
-              </w:rPr>
-              <w:t>độ</w:t>
-            </w:r>
-            <w:proofErr w:type="spellEnd"/>
-            <w:r>
-              <w:rPr>
-                <w:rFonts w:eastAsia="Malgun Gothic" w:cs="Times New Roman"/>
-                <w:b/>
-                <w:sz w:val="28"/>
-                <w:lang w:eastAsia="ko-KR"/>
-              </w:rPr>
-              <w:t xml:space="preserve"> </w:t>
-            </w:r>
-            <w:proofErr w:type="spellStart"/>
-            <w:r>
-              <w:rPr>
-                <w:rFonts w:eastAsia="Malgun Gothic" w:cs="Times New Roman"/>
-                <w:b/>
-                <w:sz w:val="28"/>
-                <w:lang w:eastAsia="ko-KR"/>
-              </w:rPr>
-              <w:t>rõ</w:t>
-            </w:r>
-            <w:proofErr w:type="spellEnd"/>
-            <w:r>
-              <w:rPr>
-                <w:rFonts w:eastAsia="Malgun Gothic" w:cs="Times New Roman"/>
-                <w:b/>
-                <w:sz w:val="28"/>
-                <w:lang w:eastAsia="ko-KR"/>
-              </w:rPr>
-              <w:t xml:space="preserve"> </w:t>
-            </w:r>
-            <w:proofErr w:type="spellStart"/>
-            <w:r>
-              <w:rPr>
-                <w:rFonts w:eastAsia="Malgun Gothic" w:cs="Times New Roman"/>
-                <w:b/>
-                <w:sz w:val="28"/>
-                <w:lang w:eastAsia="ko-KR"/>
-              </w:rPr>
-              <w:t>ràng</w:t>
-            </w:r>
-            <w:proofErr w:type="spellEnd"/>
-            <w:r>
-              <w:rPr>
-                <w:rFonts w:eastAsia="Malgun Gothic" w:cs="Times New Roman"/>
-                <w:b/>
-                <w:sz w:val="28"/>
-                <w:lang w:eastAsia="ko-KR"/>
-              </w:rPr>
-              <w:t xml:space="preserve"> </w:t>
-            </w:r>
-            <w:proofErr w:type="spellStart"/>
-            <w:r>
-              <w:rPr>
-                <w:rFonts w:eastAsia="Malgun Gothic" w:cs="Times New Roman"/>
-                <w:b/>
-                <w:sz w:val="28"/>
-                <w:lang w:eastAsia="ko-KR"/>
-              </w:rPr>
-              <w:t>của</w:t>
-            </w:r>
-            <w:proofErr w:type="spellEnd"/>
-            <w:r>
-              <w:rPr>
-                <w:rFonts w:eastAsia="Malgun Gothic" w:cs="Times New Roman"/>
-                <w:b/>
-                <w:sz w:val="28"/>
-                <w:lang w:eastAsia="ko-KR"/>
-              </w:rPr>
-              <w:t xml:space="preserve"> </w:t>
-            </w:r>
-            <w:proofErr w:type="spellStart"/>
-            <w:r>
-              <w:rPr>
-                <w:rFonts w:eastAsia="Malgun Gothic" w:cs="Times New Roman"/>
-                <w:b/>
-                <w:sz w:val="28"/>
-                <w:lang w:eastAsia="ko-KR"/>
-              </w:rPr>
-              <w:t>lộ</w:t>
-            </w:r>
-            <w:proofErr w:type="spellEnd"/>
-            <w:r>
-              <w:rPr>
-                <w:rFonts w:eastAsia="Malgun Gothic" w:cs="Times New Roman"/>
-                <w:b/>
-                <w:sz w:val="28"/>
-                <w:lang w:eastAsia="ko-KR"/>
-              </w:rPr>
-              <w:t xml:space="preserve"> </w:t>
-            </w:r>
-            <w:proofErr w:type="spellStart"/>
-            <w:r>
-              <w:rPr>
-                <w:rFonts w:eastAsia="Malgun Gothic" w:cs="Times New Roman"/>
-                <w:b/>
-                <w:sz w:val="28"/>
-                <w:lang w:eastAsia="ko-KR"/>
-              </w:rPr>
-              <w:t>trình</w:t>
-            </w:r>
-            <w:proofErr w:type="spellEnd"/>
-            <w:r>
-              <w:rPr>
-                <w:rFonts w:eastAsia="Malgun Gothic" w:cs="Times New Roman"/>
-                <w:b/>
-                <w:sz w:val="28"/>
-                <w:lang w:eastAsia="ko-KR"/>
-              </w:rPr>
-              <w:t xml:space="preserve"> (1-10)</w:t>
+              <w:t>Mức độ rõ ràng của lộ trình (1-10)</w:t>
             </w:r>
           </w:p>
         </w:tc>
@@ -538,19 +192,8 @@
                 <w:sz w:val="28"/>
                 <w:lang w:eastAsia="ko-KR"/>
               </w:rPr>
-              <w:t xml:space="preserve">Lâm Quang </w:t>
+              <w:t>Lâm Quang Khôi</w:t>
             </w:r>
-            <w:proofErr w:type="spellStart"/>
-            <w:r>
-              <w:rPr>
-                <w:rFonts w:eastAsia="Malgun Gothic" w:cs="Times New Roman"/>
-                <w:b/>
-                <w:sz w:val="28"/>
-                <w:lang w:eastAsia="ko-KR"/>
-              </w:rPr>
-              <w:t>Khôi</w:t>
-            </w:r>
-            <w:proofErr w:type="spellEnd"/>
           </w:p>
         </w:tc>
         <w:tc>
@@ -649,27 +292,7 @@
                 <w:sz w:val="28"/>
                 <w:lang w:eastAsia="ko-KR"/>
               </w:rPr>
-              <w:t xml:space="preserve">Nguyễn </w:t>
-            </w:r>
-            <w:proofErr w:type="spellStart"/>
-            <w:r>
-              <w:rPr>
-                <w:rFonts w:eastAsia="Malgun Gothic" w:cs="Times New Roman"/>
-                <w:b/>
-                <w:sz w:val="28"/>
-                <w:lang w:eastAsia="ko-KR"/>
-              </w:rPr>
-              <w:t>Trọng</w:t>
-            </w:r>
-            <w:proofErr w:type="spellEnd"/>
-            <w:r>
-              <w:rPr>
-                <w:rFonts w:eastAsia="Malgun Gothic" w:cs="Times New Roman"/>
-                <w:b/>
-                <w:sz w:val="28"/>
-                <w:lang w:eastAsia="ko-KR"/>
-              </w:rPr>
-              <w:t xml:space="preserve"> Nghĩa</w:t>
+              <w:t>Nguyễn Trọng Nghĩa</w:t>
             </w:r>
           </w:p>
         </w:tc>
@@ -862,7 +485,6 @@
                 <w:lang w:eastAsia="ko-KR"/>
               </w:rPr>
             </w:pPr>
-            <w:proofErr w:type="spellStart"/>
             <w:r>
               <w:rPr>
                 <w:rFonts w:eastAsia="Malgun Gothic" w:cs="Times New Roman"/>
@@ -870,29 +492,8 @@
                 <w:sz w:val="28"/>
                 <w:lang w:eastAsia="ko-KR"/>
               </w:rPr>
-              <w:t>Đỗ</w:t>
+              <w:t>Đỗ Minh Triết</w:t>
             </w:r>
-            <w:proofErr w:type="spellEnd"/>
-            <w:r>
-              <w:rPr>
-                <w:rFonts w:eastAsia="Malgun Gothic" w:cs="Times New Roman"/>
-                <w:b/>
-                <w:sz w:val="28"/>
-                <w:lang w:eastAsia="ko-KR"/>
-              </w:rPr>
-              <w:t xml:space="preserve"> Minh </w:t>
-            </w:r>
-            <w:proofErr w:type="spellStart"/>
-            <w:r>
-              <w:rPr>
-                <w:rFonts w:eastAsia="Malgun Gothic" w:cs="Times New Roman"/>
-                <w:b/>
-                <w:sz w:val="28"/>
-                <w:lang w:eastAsia="ko-KR"/>
-              </w:rPr>
-              <w:t>Triết</w:t>
-            </w:r>
-            <w:proofErr w:type="spellEnd"/>
           </w:p>
         </w:tc>
         <w:tc>
@@ -1047,223 +648,7 @@
           <w:sz w:val="28"/>
           <w:lang w:eastAsia="ko-KR"/>
         </w:rPr>
-        <w:t xml:space="preserve">. </w:t>
-      </w:r>
-      <w:proofErr w:type="spellStart"/>
-      <w:r>
-        <w:rPr>
-          <w:rFonts w:eastAsia="Malgun Gothic" w:cs="Times New Roman"/>
-          <w:b/>
-          <w:i/>
-          <w:iCs/>
-          <w:sz w:val="28"/>
-          <w:lang w:eastAsia="ko-KR"/>
-        </w:rPr>
-        <w:t>Bảng</w:t>
-      </w:r>
-      <w:proofErr w:type="spellEnd"/>
-      <w:r>
-        <w:rPr>
-          <w:rFonts w:eastAsia="Malgun Gothic" w:cs="Times New Roman"/>
-          <w:b/>
-          <w:i/>
-          <w:iCs/>
-          <w:sz w:val="28"/>
-          <w:lang w:eastAsia="ko-KR"/>
-        </w:rPr>
-        <w:t xml:space="preserve"> </w:t>
-      </w:r>
-      <w:proofErr w:type="spellStart"/>
-      <w:r>
-        <w:rPr>
-          <w:rFonts w:eastAsia="Malgun Gothic" w:cs="Times New Roman"/>
-          <w:b/>
-          <w:i/>
-          <w:iCs/>
-          <w:sz w:val="28"/>
-          <w:lang w:eastAsia="ko-KR"/>
-        </w:rPr>
-        <w:t>đánh</w:t>
-      </w:r>
-      <w:proofErr w:type="spellEnd"/>
-      <w:r>
-        <w:rPr>
-          <w:rFonts w:eastAsia="Malgun Gothic" w:cs="Times New Roman"/>
-          <w:b/>
-          <w:i/>
-          <w:iCs/>
-          <w:sz w:val="28"/>
-          <w:lang w:eastAsia="ko-KR"/>
-        </w:rPr>
-        <w:t xml:space="preserve"> </w:t>
-      </w:r>
-      <w:proofErr w:type="spellStart"/>
-      <w:r>
-        <w:rPr>
-          <w:rFonts w:eastAsia="Malgun Gothic" w:cs="Times New Roman"/>
-          <w:b/>
-          <w:i/>
-          <w:iCs/>
-          <w:sz w:val="28"/>
-          <w:lang w:eastAsia="ko-KR"/>
-        </w:rPr>
-        <w:t>giá</w:t>
-      </w:r>
-      <w:proofErr w:type="spellEnd"/>
-      <w:r>
-        <w:rPr>
-          <w:rFonts w:eastAsia="Malgun Gothic" w:cs="Times New Roman"/>
-          <w:b/>
-          <w:i/>
-          <w:iCs/>
-          <w:sz w:val="28"/>
-          <w:lang w:eastAsia="ko-KR"/>
-        </w:rPr>
-        <w:t xml:space="preserve"> </w:t>
-      </w:r>
-      <w:proofErr w:type="spellStart"/>
-      <w:r>
-        <w:rPr>
-          <w:rFonts w:eastAsia="Malgun Gothic" w:cs="Times New Roman"/>
-          <w:b/>
-          <w:i/>
-          <w:iCs/>
-          <w:sz w:val="28"/>
-          <w:lang w:eastAsia="ko-KR"/>
-        </w:rPr>
-        <w:t>chung</w:t>
-      </w:r>
-      <w:proofErr w:type="spellEnd"/>
-      <w:r>
-        <w:rPr>
-          <w:rFonts w:eastAsia="Malgun Gothic" w:cs="Times New Roman"/>
-          <w:b/>
-          <w:i/>
-          <w:iCs/>
-          <w:sz w:val="28"/>
-          <w:lang w:eastAsia="ko-KR"/>
-        </w:rPr>
-        <w:t xml:space="preserve"> </w:t>
-      </w:r>
-      <w:proofErr w:type="spellStart"/>
-      <w:r>
-        <w:rPr>
-          <w:rFonts w:eastAsia="Malgun Gothic" w:cs="Times New Roman"/>
-          <w:b/>
-          <w:i/>
-          <w:iCs/>
-          <w:sz w:val="28"/>
-          <w:lang w:eastAsia="ko-KR"/>
-        </w:rPr>
-        <w:t>cho</w:t>
-      </w:r>
-      <w:proofErr w:type="spellEnd"/>
-      <w:r>
-        <w:rPr>
-          <w:rFonts w:eastAsia="Malgun Gothic" w:cs="Times New Roman"/>
-          <w:b/>
-          <w:i/>
-          <w:iCs/>
-          <w:sz w:val="28"/>
-          <w:lang w:eastAsia="ko-KR"/>
-        </w:rPr>
-        <w:t xml:space="preserve"> </w:t>
-      </w:r>
-      <w:proofErr w:type="spellStart"/>
-      <w:r>
-        <w:rPr>
-          <w:rFonts w:eastAsia="Malgun Gothic" w:cs="Times New Roman"/>
-          <w:b/>
-          <w:i/>
-          <w:iCs/>
-          <w:sz w:val="28"/>
-          <w:lang w:eastAsia="ko-KR"/>
-        </w:rPr>
-        <w:t>quy</w:t>
-      </w:r>
-      <w:proofErr w:type="spellEnd"/>
-      <w:r>
-        <w:rPr>
-          <w:rFonts w:eastAsia="Malgun Gothic" w:cs="Times New Roman"/>
-          <w:b/>
-          <w:i/>
-          <w:iCs/>
-          <w:sz w:val="28"/>
-          <w:lang w:eastAsia="ko-KR"/>
-        </w:rPr>
-        <w:t xml:space="preserve"> </w:t>
-      </w:r>
-      <w:proofErr w:type="spellStart"/>
-      <w:r>
-        <w:rPr>
-          <w:rFonts w:eastAsia="Malgun Gothic" w:cs="Times New Roman"/>
-          <w:b/>
-          <w:i/>
-          <w:iCs/>
-          <w:sz w:val="28"/>
-          <w:lang w:eastAsia="ko-KR"/>
-        </w:rPr>
-        <w:t>trình</w:t>
-      </w:r>
-      <w:proofErr w:type="spellEnd"/>
-      <w:r>
-        <w:rPr>
-          <w:rFonts w:eastAsia="Malgun Gothic" w:cs="Times New Roman"/>
-          <w:b/>
-          <w:i/>
-          <w:iCs/>
-          <w:sz w:val="28"/>
-          <w:lang w:eastAsia="ko-KR"/>
-        </w:rPr>
-        <w:t xml:space="preserve"> </w:t>
-      </w:r>
-      <w:proofErr w:type="spellStart"/>
-      <w:r>
-        <w:rPr>
-          <w:rFonts w:eastAsia="Malgun Gothic" w:cs="Times New Roman"/>
-          <w:b/>
-          <w:i/>
-          <w:iCs/>
-          <w:sz w:val="28"/>
-          <w:lang w:eastAsia="ko-KR"/>
-        </w:rPr>
-        <w:t>thực</w:t>
-      </w:r>
-      <w:proofErr w:type="spellEnd"/>
-      <w:r>
-        <w:rPr>
-          <w:rFonts w:eastAsia="Malgun Gothic" w:cs="Times New Roman"/>
-          <w:b/>
-          <w:i/>
-          <w:iCs/>
-          <w:sz w:val="28"/>
-          <w:lang w:eastAsia="ko-KR"/>
-        </w:rPr>
-        <w:t xml:space="preserve"> </w:t>
-      </w:r>
-      <w:proofErr w:type="spellStart"/>
-      <w:r>
-        <w:rPr>
-          <w:rFonts w:eastAsia="Malgun Gothic" w:cs="Times New Roman"/>
-          <w:b/>
-          <w:i/>
-          <w:iCs/>
-          <w:sz w:val="28"/>
-          <w:lang w:eastAsia="ko-KR"/>
-        </w:rPr>
-        <w:t>hiện</w:t>
-      </w:r>
-      <w:proofErr w:type="spellEnd"/>
-      <w:r>
-        <w:rPr>
-          <w:rFonts w:eastAsia="Malgun Gothic" w:cs="Times New Roman"/>
-          <w:b/>
-          <w:i/>
-          <w:iCs/>
-          <w:sz w:val="28"/>
-          <w:lang w:eastAsia="ko-KR"/>
-        </w:rPr>
-        <w:t>.</w:t>
+        <w:t>. Bảng đánh giá chung cho quy trình thực hiện.</w:t>
       </w:r>
     </w:p>
     <w:p>
@@ -1330,116 +715,15 @@
         <w:rPr>
           <w:rFonts w:cs="Times New Roman"/>
         </w:rPr>
-        <w:t xml:space="preserve">Hệ thống sử dụng LLM (OpenAI/Claude) để xử lý ngôn ngữ </w:t>
+        <w:t>Hệ thống sử dụng LLM (OpenAI/Claude) để xử lý ngôn ngữ tự nhiên và sinh câu trả lời</w:t>
       </w:r>
-      <w:proofErr w:type="spellStart"/>
-      <w:r>
-        <w:rPr>
-          <w:rFonts w:cs="Times New Roman"/>
-        </w:rPr>
-        <w:t>tự</w:t>
-      </w:r>
-      <w:proofErr w:type="spellEnd"/>
-      <w:r>
-        <w:rPr>
-          <w:rFonts w:cs="Times New Roman"/>
-        </w:rPr>
-        <w:t xml:space="preserve"> </w:t>
-      </w:r>
-      <w:proofErr w:type="spellStart"/>
-      <w:r>
-        <w:rPr>
-          <w:rFonts w:cs="Times New Roman"/>
-        </w:rPr>
-        <w:t>nhiên</w:t>
-      </w:r>
-      <w:proofErr w:type="spellEnd"/>
-      <w:r>
-        <w:rPr>
-          <w:rFonts w:cs="Times New Roman"/>
-        </w:rPr>
-        <w:t xml:space="preserve"> </w:t>
-      </w:r>
-      <w:proofErr w:type="spellStart"/>
-      <w:r>
-        <w:rPr>
-          <w:rFonts w:cs="Times New Roman"/>
-        </w:rPr>
-        <w:t>và</w:t>
-      </w:r>
-      <w:proofErr w:type="spellEnd"/>
-      <w:r>
-        <w:rPr>
-          <w:rFonts w:cs="Times New Roman"/>
-        </w:rPr>
-        <w:t xml:space="preserve"> </w:t>
-      </w:r>
-      <w:proofErr w:type="spellStart"/>
-      <w:r>
-        <w:rPr>
-          <w:rFonts w:cs="Times New Roman"/>
-        </w:rPr>
-        <w:t>sinh</w:t>
-      </w:r>
-      <w:proofErr w:type="spellEnd"/>
-      <w:r>
-        <w:rPr>
-          <w:rFonts w:cs="Times New Roman"/>
-        </w:rPr>
-        <w:t xml:space="preserve"> </w:t>
-      </w:r>
-      <w:proofErr w:type="spellStart"/>
-      <w:r>
-        <w:rPr>
-          <w:rFonts w:cs="Times New Roman"/>
-        </w:rPr>
-        <w:t>câu</w:t>
-      </w:r>
-      <w:proofErr w:type="spellEnd"/>
-      <w:r>
-        <w:rPr>
-          <w:rFonts w:cs="Times New Roman"/>
-        </w:rPr>
-        <w:t xml:space="preserve"> </w:t>
-      </w:r>
-      <w:proofErr w:type="spellStart"/>
-      <w:r>
-        <w:rPr>
-          <w:rFonts w:cs="Times New Roman"/>
-        </w:rPr>
-        <w:t>trả</w:t>
-      </w:r>
-      <w:proofErr w:type="spellEnd"/>
-      <w:r>
-        <w:rPr>
-          <w:rFonts w:cs="Times New Roman"/>
-        </w:rPr>
-        <w:t xml:space="preserve"> </w:t>
-      </w:r>
-      <w:proofErr w:type="spellStart"/>
-      <w:r>
-        <w:rPr>
-          <w:rFonts w:cs="Times New Roman"/>
-        </w:rPr>
-        <w:t>lời</w:t>
-      </w:r>
-      <w:proofErr w:type="spellEnd"/>
       <w:r>
         <w:rPr>
           <w:rFonts w:eastAsia="Malgun Gothic" w:cs="Times New Roman"/>
           <w:lang w:eastAsia="ko-KR"/>
         </w:rPr>
-        <w:t xml:space="preserve"> ( </w:t>
+        <w:t xml:space="preserve"> ( th</w:t>
       </w:r>
-      <w:proofErr w:type="spellStart"/>
-      <w:r>
-        <w:rPr>
-          <w:rFonts w:eastAsia="Malgun Gothic" w:cs="Times New Roman"/>
-          <w:lang w:eastAsia="ko-KR"/>
-        </w:rPr>
-        <w:t>th</w:t>
-      </w:r>
-      <w:proofErr w:type="spellEnd"/>
       <w:r>
         <w:rPr>
           <w:rFonts w:eastAsia="Malgun Gothic" w:cs="Times New Roman"/>
@@ -1451,338 +735,8 @@
         <w:rPr>
           <w:rFonts w:cs="Times New Roman"/>
         </w:rPr>
-        <w:t xml:space="preserve">, n8n </w:t>
+        <w:t>, n8n để điều phối workflow và tích hợp API, cùng với các nguồn dữ liệu tài chính như Yahoo Finance hoặc VNDirect để cung cấp dữ liệu thị trường</w:t>
       </w:r>
-      <w:proofErr w:type="spellStart"/>
-      <w:r>
-        <w:rPr>
-          <w:rFonts w:cs="Times New Roman"/>
-        </w:rPr>
-        <w:t>để</w:t>
-      </w:r>
-      <w:proofErr w:type="spellEnd"/>
-      <w:r>
-        <w:rPr>
-          <w:rFonts w:cs="Times New Roman"/>
-        </w:rPr>
-        <w:t xml:space="preserve"> </w:t>
-      </w:r>
-      <w:proofErr w:type="spellStart"/>
-      <w:r>
-        <w:rPr>
-          <w:rFonts w:cs="Times New Roman"/>
-        </w:rPr>
-        <w:t>điều</w:t>
-      </w:r>
-      <w:proofErr w:type="spellEnd"/>
-      <w:r>
-        <w:rPr>
-          <w:rFonts w:cs="Times New Roman"/>
-        </w:rPr>
-        <w:t xml:space="preserve"> </w:t>
-      </w:r>
-      <w:proofErr w:type="spellStart"/>
-      <w:r>
-        <w:rPr>
-          <w:rFonts w:cs="Times New Roman"/>
-        </w:rPr>
-        <w:t>phối</w:t>
-      </w:r>
-      <w:proofErr w:type="spellEnd"/>
-      <w:r>
-        <w:rPr>
-          <w:rFonts w:cs="Times New Roman"/>
-        </w:rPr>
-        <w:t xml:space="preserve"> workflow </w:t>
-      </w:r>
-      <w:proofErr w:type="spellStart"/>
-      <w:r>
-        <w:rPr>
-          <w:rFonts w:cs="Times New Roman"/>
-        </w:rPr>
-        <w:t>và</w:t>
-      </w:r>
-      <w:proofErr w:type="spellEnd"/>
-      <w:r>
-        <w:rPr>
-          <w:rFonts w:cs="Times New Roman"/>
-        </w:rPr>
-        <w:t xml:space="preserve"> </w:t>
-      </w:r>
-      <w:proofErr w:type="spellStart"/>
-      <w:r>
-        <w:rPr>
-          <w:rFonts w:cs="Times New Roman"/>
-        </w:rPr>
-        <w:t>tích</w:t>
-      </w:r>
-      <w:proofErr w:type="spellEnd"/>
-      <w:r>
-        <w:rPr>
-          <w:rFonts w:cs="Times New Roman"/>
-        </w:rPr>
-        <w:t xml:space="preserve"> </w:t>
-      </w:r>
-      <w:proofErr w:type="spellStart"/>
-      <w:r>
-        <w:rPr>
-          <w:rFonts w:cs="Times New Roman"/>
-        </w:rPr>
-        <w:t>hợp</w:t>
-      </w:r>
-      <w:proofErr w:type="spellEnd"/>
-      <w:r>
-        <w:rPr>
-          <w:rFonts w:cs="Times New Roman"/>
-        </w:rPr>
-        <w:t xml:space="preserve"> API, </w:t>
-      </w:r>
-      <w:proofErr w:type="spellStart"/>
-      <w:r>
-        <w:rPr>
-          <w:rFonts w:cs="Times New Roman"/>
-        </w:rPr>
-        <w:t>cùng</w:t>
-      </w:r>
-      <w:proofErr w:type="spellEnd"/>
-      <w:r>
-        <w:rPr>
-          <w:rFonts w:cs="Times New Roman"/>
-        </w:rPr>
-        <w:t xml:space="preserve"> </w:t>
-      </w:r>
-      <w:proofErr w:type="spellStart"/>
-      <w:r>
-        <w:rPr>
-          <w:rFonts w:cs="Times New Roman"/>
-        </w:rPr>
-        <w:t>với</w:t>
-      </w:r>
-      <w:proofErr w:type="spellEnd"/>
-      <w:r>
-        <w:rPr>
-          <w:rFonts w:cs="Times New Roman"/>
-        </w:rPr>
-        <w:t xml:space="preserve"> </w:t>
-      </w:r>
-      <w:proofErr w:type="spellStart"/>
-      <w:r>
-        <w:rPr>
-          <w:rFonts w:cs="Times New Roman"/>
-        </w:rPr>
-        <w:t>các</w:t>
-      </w:r>
-      <w:proofErr w:type="spellEnd"/>
-      <w:r>
-        <w:rPr>
-          <w:rFonts w:cs="Times New Roman"/>
-        </w:rPr>
-        <w:t xml:space="preserve"> </w:t>
-      </w:r>
-      <w:proofErr w:type="spellStart"/>
-      <w:r>
-        <w:rPr>
-          <w:rFonts w:cs="Times New Roman"/>
-        </w:rPr>
-        <w:t>nguồn</w:t>
-      </w:r>
-      <w:proofErr w:type="spellEnd"/>
-      <w:r>
-        <w:rPr>
-          <w:rFonts w:cs="Times New Roman"/>
-        </w:rPr>
-        <w:t xml:space="preserve"> </w:t>
-      </w:r>
-      <w:proofErr w:type="spellStart"/>
-      <w:r>
-        <w:rPr>
-          <w:rFonts w:cs="Times New Roman"/>
-        </w:rPr>
-        <w:t>dữ</w:t>
-      </w:r>
-      <w:proofErr w:type="spellEnd"/>
-      <w:r>
-        <w:rPr>
-          <w:rFonts w:cs="Times New Roman"/>
-        </w:rPr>
-        <w:t xml:space="preserve"> </w:t>
-      </w:r>
-      <w:proofErr w:type="spellStart"/>
-      <w:r>
-        <w:rPr>
-          <w:rFonts w:cs="Times New Roman"/>
-        </w:rPr>
-        <w:t>liệu</w:t>
-      </w:r>
-      <w:proofErr w:type="spellEnd"/>
-      <w:r>
-        <w:rPr>
-          <w:rFonts w:cs="Times New Roman"/>
-        </w:rPr>
-        <w:t xml:space="preserve"> </w:t>
-      </w:r>
-      <w:proofErr w:type="spellStart"/>
-      <w:r>
-        <w:rPr>
-          <w:rFonts w:cs="Times New Roman"/>
-        </w:rPr>
-        <w:t>tài</w:t>
-      </w:r>
-      <w:proofErr w:type="spellEnd"/>
-      <w:r>
-        <w:rPr>
-          <w:rFonts w:cs="Times New Roman"/>
-        </w:rPr>
-        <w:t xml:space="preserve"> </w:t>
-      </w:r>
-      <w:proofErr w:type="spellStart"/>
-      <w:r>
-        <w:rPr>
-          <w:rFonts w:cs="Times New Roman"/>
-        </w:rPr>
-        <w:t>chính</w:t>
-      </w:r>
-      <w:proofErr w:type="spellEnd"/>
-      <w:r>
-        <w:rPr>
-          <w:rFonts w:cs="Times New Roman"/>
-        </w:rPr>
-        <w:t xml:space="preserve"> </w:t>
-      </w:r>
-      <w:proofErr w:type="spellStart"/>
-      <w:r>
-        <w:rPr>
-          <w:rFonts w:cs="Times New Roman"/>
-        </w:rPr>
-        <w:t>như</w:t>
-      </w:r>
-      <w:proofErr w:type="spellEnd"/>
-      <w:r>
-        <w:rPr>
-          <w:rFonts w:cs="Times New Roman"/>
-        </w:rPr>
-        <w:t xml:space="preserve"> Yahoo Finance </w:t>
-      </w:r>
-      <w:proofErr w:type="spellStart"/>
-      <w:r>
-        <w:rPr>
-          <w:rFonts w:cs="Times New Roman"/>
-        </w:rPr>
-        <w:t>hoặc</w:t>
-      </w:r>
-      <w:proofErr w:type="spellEnd"/>
-      <w:r>
-        <w:rPr>
-          <w:rFonts w:cs="Times New Roman"/>
-        </w:rPr>
-        <w:t xml:space="preserve"> </w:t>
-      </w:r>
-      <w:proofErr w:type="spellStart"/>
-      <w:r>
-        <w:rPr>
-          <w:rFonts w:cs="Times New Roman"/>
-        </w:rPr>
-        <w:t>VNDirect</w:t>
-      </w:r>
-      <w:proofErr w:type="spellEnd"/>
-      <w:r>
-        <w:rPr>
-          <w:rFonts w:cs="Times New Roman"/>
-        </w:rPr>
-        <w:t xml:space="preserve"> </w:t>
-      </w:r>
-      <w:proofErr w:type="spellStart"/>
-      <w:r>
-        <w:rPr>
-          <w:rFonts w:cs="Times New Roman"/>
-        </w:rPr>
-        <w:t>để</w:t>
-      </w:r>
-      <w:proofErr w:type="spellEnd"/>
-      <w:r>
-        <w:rPr>
-          <w:rFonts w:cs="Times New Roman"/>
-        </w:rPr>
-        <w:t xml:space="preserve"> </w:t>
-      </w:r>
-      <w:proofErr w:type="spellStart"/>
-      <w:r>
-        <w:rPr>
-          <w:rFonts w:cs="Times New Roman"/>
-        </w:rPr>
-        <w:t>cung</w:t>
-      </w:r>
-      <w:proofErr w:type="spellEnd"/>
-      <w:r>
-        <w:rPr>
-          <w:rFonts w:cs="Times New Roman"/>
-        </w:rPr>
-        <w:t xml:space="preserve"> </w:t>
-      </w:r>
-      <w:proofErr w:type="spellStart"/>
-      <w:r>
-        <w:rPr>
-          <w:rFonts w:cs="Times New Roman"/>
-        </w:rPr>
-        <w:t>cấp</w:t>
-      </w:r>
-      <w:proofErr w:type="spellEnd"/>
-      <w:r>
-        <w:rPr>
-          <w:rFonts w:cs="Times New Roman"/>
-        </w:rPr>
-        <w:t xml:space="preserve"> </w:t>
-      </w:r>
-      <w:proofErr w:type="spellStart"/>
-      <w:r>
-        <w:rPr>
-          <w:rFonts w:cs="Times New Roman"/>
-        </w:rPr>
-        <w:t>dữ</w:t>
-      </w:r>
-      <w:proofErr w:type="spellEnd"/>
-      <w:r>
-        <w:rPr>
-          <w:rFonts w:cs="Times New Roman"/>
-        </w:rPr>
-        <w:t xml:space="preserve"> </w:t>
-      </w:r>
-      <w:proofErr w:type="spellStart"/>
-      <w:r>
-        <w:rPr>
-          <w:rFonts w:cs="Times New Roman"/>
-        </w:rPr>
-        <w:t>liệu</w:t>
-      </w:r>
-      <w:proofErr w:type="spellEnd"/>
-      <w:r>
-        <w:rPr>
-          <w:rFonts w:cs="Times New Roman"/>
-        </w:rPr>
-        <w:t xml:space="preserve"> </w:t>
-      </w:r>
-      <w:proofErr w:type="spellStart"/>
-      <w:r>
-        <w:rPr>
-          <w:rFonts w:cs="Times New Roman"/>
-        </w:rPr>
-        <w:t>thị</w:t>
-      </w:r>
-      <w:proofErr w:type="spellEnd"/>
-      <w:r>
-        <w:rPr>
-          <w:rFonts w:cs="Times New Roman"/>
-        </w:rPr>
-        <w:t xml:space="preserve"> </w:t>
-      </w:r>
-      <w:proofErr w:type="spellStart"/>
-      <w:r>
-        <w:rPr>
-          <w:rFonts w:cs="Times New Roman"/>
-        </w:rPr>
-        <w:t>trường</w:t>
-      </w:r>
-      <w:proofErr w:type="spellEnd"/>
       <w:r>
         <w:rPr>
           <w:rFonts w:eastAsia="Malgun Gothic" w:cs="Times New Roman"/>
@@ -1922,7 +876,7 @@
       <w:r>
         <w:rPr>
           <w:rFonts w:eastAsia="Malgun Gothic" w:cs="Times New Roman"/>
-          <w:lang w:eastAsia="ko-KR"/>
+          <w:lang w:val="vi-VN" w:eastAsia="ko-KR"/>
         </w:rPr>
         <w:t>Ng</w:t>
       </w:r>
@@ -2101,7 +1055,8 @@
     <w:p>
       <w:pPr>
         <w:rPr>
-          <w:rFonts w:cs="Times New Roman"/>
+          <w:rFonts w:eastAsia="Malgun Gothic" w:cs="Times New Roman" w:hint="eastAsia"/>
+          <w:lang w:eastAsia="ko-KR"/>
         </w:rPr>
       </w:pPr>
       <w:r>
@@ -2109,6 +1064,13 @@
           <w:rFonts w:cs="Times New Roman"/>
         </w:rPr>
         <w:t>User Question → LLM (Intent &amp; Extract Ticker) → n8n Workflow → Fetch Market Data → Rule-based Analysis (ROE + RSI) → LLM Generate Advice → Response to User</w:t>
+      </w:r>
+      <w:r>
+        <w:rPr>
+          <w:rFonts w:eastAsia="Malgun Gothic" w:cs="Times New Roman" w:hint="eastAsia"/>
+          <w:lang w:eastAsia="ko-KR"/>
+        </w:rPr>
+        <w:t>.</w:t>
       </w:r>
     </w:p>
     <w:sectPr>
@@ -2931,6 +1893,7 @@
   <w:style w:type="character" w:default="1" w:styleId="DefaultParagraphFont">
     <w:name w:val="Default Paragraph Font"/>
     <w:uiPriority w:val="1"/>
+    <w:semiHidden/>
     <w:unhideWhenUsed/>
   </w:style>
   <w:style w:type="table" w:default="1" w:styleId="TableNormal">
